--- a/public/2026/seq06/FICHE_S6-A01_AnatomieMBot_4eme.docx
+++ b/public/2026/seq06/FICHE_S6-A01_AnatomieMBot_4eme.docx
@@ -279,7 +279,7 @@
     </w:tbl>
     <w:p>
       <w:pPr>
-        <w:spacing w:after="60"/>
+        <w:spacing w:after="96"/>
       </w:pPr>
     </w:p>
     <w:tbl>
@@ -329,8 +329,8 @@
                 <w:bCs/>
                 <w:i w:val="false"/>
                 <w:iCs w:val="false"/>
-                <w:sz w:val="16"/>
-                <w:szCs w:val="16"/>
+                <w:sz w:val="24"/>
+                <w:szCs w:val="24"/>
               </w:rPr>
               <w:t xml:space="preserve">Nom : </w:t>
             </w:r>
@@ -341,10 +341,10 @@
                 <w:bCs w:val="false"/>
                 <w:i w:val="false"/>
                 <w:iCs w:val="false"/>
-                <w:sz w:val="16"/>
-                <w:szCs w:val="16"/>
-              </w:rPr>
-              <w:t xml:space="preserve">....................................</w:t>
+                <w:sz w:val="24"/>
+                <w:szCs w:val="24"/>
+              </w:rPr>
+              <w:t xml:space="preserve">...................</w:t>
             </w:r>
           </w:p>
         </w:tc>
@@ -376,8 +376,8 @@
                 <w:bCs/>
                 <w:i w:val="false"/>
                 <w:iCs w:val="false"/>
-                <w:sz w:val="16"/>
-                <w:szCs w:val="16"/>
+                <w:sz w:val="24"/>
+                <w:szCs w:val="24"/>
               </w:rPr>
               <w:t xml:space="preserve">Prénom : </w:t>
             </w:r>
@@ -388,10 +388,10 @@
                 <w:bCs w:val="false"/>
                 <w:i w:val="false"/>
                 <w:iCs w:val="false"/>
-                <w:sz w:val="16"/>
-                <w:szCs w:val="16"/>
-              </w:rPr>
-              <w:t xml:space="preserve">...............................</w:t>
+                <w:sz w:val="24"/>
+                <w:szCs w:val="24"/>
+              </w:rPr>
+              <w:t xml:space="preserve">................</w:t>
             </w:r>
           </w:p>
         </w:tc>
@@ -423,8 +423,8 @@
                 <w:bCs/>
                 <w:i w:val="false"/>
                 <w:iCs w:val="false"/>
-                <w:sz w:val="16"/>
-                <w:szCs w:val="16"/>
+                <w:sz w:val="24"/>
+                <w:szCs w:val="24"/>
               </w:rPr>
               <w:t xml:space="preserve">Classe : </w:t>
             </w:r>
@@ -435,10 +435,10 @@
                 <w:bCs w:val="false"/>
                 <w:i w:val="false"/>
                 <w:iCs w:val="false"/>
-                <w:sz w:val="16"/>
-                <w:szCs w:val="16"/>
-              </w:rPr>
-              <w:t xml:space="preserve">..........</w:t>
+                <w:sz w:val="24"/>
+                <w:szCs w:val="24"/>
+              </w:rPr>
+              <w:t xml:space="preserve">......</w:t>
             </w:r>
           </w:p>
         </w:tc>
@@ -470,8 +470,8 @@
                 <w:bCs/>
                 <w:i w:val="false"/>
                 <w:iCs w:val="false"/>
-                <w:sz w:val="16"/>
-                <w:szCs w:val="16"/>
+                <w:sz w:val="24"/>
+                <w:szCs w:val="24"/>
               </w:rPr>
               <w:t xml:space="preserve">Maison : </w:t>
             </w:r>
@@ -482,10 +482,10 @@
                 <w:bCs w:val="false"/>
                 <w:i w:val="false"/>
                 <w:iCs w:val="false"/>
-                <w:sz w:val="16"/>
-                <w:szCs w:val="16"/>
-              </w:rPr>
-              <w:t xml:space="preserve">................</w:t>
+                <w:sz w:val="24"/>
+                <w:szCs w:val="24"/>
+              </w:rPr>
+              <w:t xml:space="preserve">......</w:t>
             </w:r>
           </w:p>
         </w:tc>
@@ -493,7 +493,7 @@
     </w:tbl>
     <w:p>
       <w:pPr>
-        <w:spacing w:after="80"/>
+        <w:spacing w:after="128"/>
       </w:pPr>
     </w:p>
     <w:tbl>
@@ -542,8 +542,8 @@
                 <w:bCs/>
                 <w:i w:val="false"/>
                 <w:iCs w:val="false"/>
-                <w:sz w:val="24"/>
-                <w:szCs w:val="24"/>
+                <w:sz w:val="32"/>
+                <w:szCs w:val="32"/>
               </w:rPr>
               <w:t xml:space="preserve">mBOT : UN VRAI SYSTÈME À DÉCORTIQUER</w:t>
             </w:r>
@@ -553,7 +553,7 @@
     </w:tbl>
     <w:p>
       <w:pPr>
-        <w:spacing w:after="80"/>
+        <w:spacing w:after="128"/>
       </w:pPr>
     </w:p>
     <w:tbl>
@@ -591,17 +591,17 @@
           </w:tcPr>
           <w:p>
             <w:pPr>
-              <w:spacing w:after="30"/>
-            </w:pPr>
-            <w:r>
-              <w:rPr>
-                <w:rFonts w:ascii="Arial" w:cs="Arial" w:eastAsia="Arial" w:hAnsi="Arial"/>
-                <w:b w:val="false"/>
-                <w:bCs w:val="false"/>
-                <w:i w:val="false"/>
-                <w:iCs w:val="false"/>
-                <w:sz w:val="18"/>
-                <w:szCs w:val="18"/>
+              <w:spacing w:after="48"/>
+            </w:pPr>
+            <w:r>
+              <w:rPr>
+                <w:rFonts w:ascii="Arial" w:cs="Arial" w:eastAsia="Arial" w:hAnsi="Arial"/>
+                <w:b w:val="false"/>
+                <w:bCs w:val="false"/>
+                <w:i w:val="false"/>
+                <w:iCs w:val="false"/>
+                <w:sz w:val="26"/>
+                <w:szCs w:val="26"/>
               </w:rPr>
               <w:t xml:space="preserve">Le mBot roule, rencontre un obstacle… et fait demi-tour tout seul. Entre l'obstacle et le demi-tour, il s'est passé quelque chose d'invisible — et c'est exactement ce que tu vas mettre au jour, robot en main.</w:t>
             </w:r>
@@ -617,8 +617,8 @@
                 <w:bCs/>
                 <w:i/>
                 <w:iCs/>
-                <w:sz w:val="18"/>
-                <w:szCs w:val="18"/>
+                <w:sz w:val="26"/>
+                <w:szCs w:val="26"/>
               </w:rPr>
               <w:t xml:space="preserve">PROBLÉMATIQUE : Que se passe-t-il entre l'obstacle détecté et le demi-tour du robot ?</w:t>
             </w:r>
@@ -628,7 +628,7 @@
     </w:tbl>
     <w:p>
       <w:pPr>
-        <w:spacing w:after="80"/>
+        <w:spacing w:after="128"/>
       </w:pPr>
     </w:p>
     <w:tbl>
@@ -676,8 +676,8 @@
                 <w:bCs/>
                 <w:i w:val="false"/>
                 <w:iCs w:val="false"/>
-                <w:sz w:val="20"/>
-                <w:szCs w:val="20"/>
+                <w:sz w:val="28"/>
+                <w:szCs w:val="28"/>
               </w:rPr>
               <w:t xml:space="preserve">PARTIE 1 — Anatomie du robot  (robot en main + schéma projeté)</w:t>
             </w:r>
@@ -687,12 +687,12 @@
     </w:tbl>
     <w:p>
       <w:pPr>
-        <w:spacing w:after="40"/>
+        <w:spacing w:after="64"/>
       </w:pPr>
     </w:p>
     <w:p>
       <w:pPr>
-        <w:spacing w:after="60"/>
+        <w:spacing w:after="96"/>
       </w:pPr>
       <w:r>
         <w:rPr>
@@ -701,8 +701,8 @@
           <w:bCs/>
           <w:i w:val="false"/>
           <w:iCs w:val="false"/>
-          <w:sz w:val="18"/>
-          <w:szCs w:val="18"/>
+          <w:sz w:val="26"/>
+          <w:szCs w:val="26"/>
         </w:rPr>
         <w:t xml:space="preserve">➤ </w:t>
       </w:r>
@@ -713,8 +713,8 @@
           <w:bCs w:val="false"/>
           <w:i w:val="false"/>
           <w:iCs w:val="false"/>
-          <w:sz w:val="18"/>
-          <w:szCs w:val="18"/>
+          <w:sz w:val="26"/>
+          <w:szCs w:val="26"/>
         </w:rPr>
         <w:t xml:space="preserve">Retrouve chaque élément sur TON robot et complète. Liste mélangée avec UN intrus : moteurs + roues — carte mCore (microcontrôleur) — écran tactile — capteur à ultrasons — capteur suiveur de ligne — support de piles — LED.</w:t>
       </w:r>
@@ -766,8 +766,8 @@
                 <w:bCs/>
                 <w:i w:val="false"/>
                 <w:iCs w:val="false"/>
-                <w:sz w:val="16"/>
-                <w:szCs w:val="16"/>
+                <w:sz w:val="24"/>
+                <w:szCs w:val="24"/>
               </w:rPr>
               <w:t xml:space="preserve">N° sur le schéma</w:t>
             </w:r>
@@ -802,8 +802,8 @@
                 <w:bCs/>
                 <w:i w:val="false"/>
                 <w:iCs w:val="false"/>
-                <w:sz w:val="16"/>
-                <w:szCs w:val="16"/>
+                <w:sz w:val="24"/>
+                <w:szCs w:val="24"/>
               </w:rPr>
               <w:t xml:space="preserve">Élément</w:t>
             </w:r>
@@ -838,8 +838,8 @@
                 <w:bCs/>
                 <w:i w:val="false"/>
                 <w:iCs w:val="false"/>
-                <w:sz w:val="16"/>
-                <w:szCs w:val="16"/>
+                <w:sz w:val="24"/>
+                <w:szCs w:val="24"/>
               </w:rPr>
               <w:t xml:space="preserve">Je le trouve…</w:t>
             </w:r>
@@ -875,8 +875,8 @@
                 <w:bCs w:val="false"/>
                 <w:i w:val="false"/>
                 <w:iCs w:val="false"/>
-                <w:sz w:val="16"/>
-                <w:szCs w:val="16"/>
+                <w:sz w:val="24"/>
+                <w:szCs w:val="24"/>
               </w:rPr>
               <w:t xml:space="preserve">①</w:t>
             </w:r>
@@ -910,10 +910,10 @@
                 <w:bCs w:val="false"/>
                 <w:i w:val="false"/>
                 <w:iCs w:val="false"/>
-                <w:sz w:val="16"/>
-                <w:szCs w:val="16"/>
-              </w:rPr>
-              <w:t xml:space="preserve">......................................</w:t>
+                <w:sz w:val="24"/>
+                <w:szCs w:val="24"/>
+              </w:rPr>
+              <w:t xml:space="preserve">....................</w:t>
             </w:r>
           </w:p>
         </w:tc>
@@ -945,8 +945,8 @@
                 <w:bCs w:val="false"/>
                 <w:i w:val="false"/>
                 <w:iCs w:val="false"/>
-                <w:sz w:val="16"/>
-                <w:szCs w:val="16"/>
+                <w:sz w:val="24"/>
+                <w:szCs w:val="24"/>
               </w:rPr>
               <w:t xml:space="preserve">à l'avant (les « yeux »)</w:t>
             </w:r>
@@ -982,8 +982,8 @@
                 <w:bCs w:val="false"/>
                 <w:i w:val="false"/>
                 <w:iCs w:val="false"/>
-                <w:sz w:val="16"/>
-                <w:szCs w:val="16"/>
+                <w:sz w:val="24"/>
+                <w:szCs w:val="24"/>
               </w:rPr>
               <w:t xml:space="preserve">②</w:t>
             </w:r>
@@ -1017,10 +1017,10 @@
                 <w:bCs w:val="false"/>
                 <w:i w:val="false"/>
                 <w:iCs w:val="false"/>
-                <w:sz w:val="16"/>
-                <w:szCs w:val="16"/>
-              </w:rPr>
-              <w:t xml:space="preserve">......................................</w:t>
+                <w:sz w:val="24"/>
+                <w:szCs w:val="24"/>
+              </w:rPr>
+              <w:t xml:space="preserve">....................</w:t>
             </w:r>
           </w:p>
         </w:tc>
@@ -1052,8 +1052,8 @@
                 <w:bCs w:val="false"/>
                 <w:i w:val="false"/>
                 <w:iCs w:val="false"/>
-                <w:sz w:val="16"/>
-                <w:szCs w:val="16"/>
+                <w:sz w:val="24"/>
+                <w:szCs w:val="24"/>
               </w:rPr>
               <w:t xml:space="preserve">sous le robot, pointé vers le sol</w:t>
             </w:r>
@@ -1089,8 +1089,8 @@
                 <w:bCs w:val="false"/>
                 <w:i w:val="false"/>
                 <w:iCs w:val="false"/>
-                <w:sz w:val="16"/>
-                <w:szCs w:val="16"/>
+                <w:sz w:val="24"/>
+                <w:szCs w:val="24"/>
               </w:rPr>
               <w:t xml:space="preserve">③</w:t>
             </w:r>
@@ -1124,10 +1124,10 @@
                 <w:bCs w:val="false"/>
                 <w:i w:val="false"/>
                 <w:iCs w:val="false"/>
-                <w:sz w:val="16"/>
-                <w:szCs w:val="16"/>
-              </w:rPr>
-              <w:t xml:space="preserve">......................................</w:t>
+                <w:sz w:val="24"/>
+                <w:szCs w:val="24"/>
+              </w:rPr>
+              <w:t xml:space="preserve">....................</w:t>
             </w:r>
           </w:p>
         </w:tc>
@@ -1159,8 +1159,8 @@
                 <w:bCs w:val="false"/>
                 <w:i w:val="false"/>
                 <w:iCs w:val="false"/>
-                <w:sz w:val="16"/>
-                <w:szCs w:val="16"/>
+                <w:sz w:val="24"/>
+                <w:szCs w:val="24"/>
               </w:rPr>
               <w:t xml:space="preserve">au centre : le « cerveau »</w:t>
             </w:r>
@@ -1196,8 +1196,8 @@
                 <w:bCs w:val="false"/>
                 <w:i w:val="false"/>
                 <w:iCs w:val="false"/>
-                <w:sz w:val="16"/>
-                <w:szCs w:val="16"/>
+                <w:sz w:val="24"/>
+                <w:szCs w:val="24"/>
               </w:rPr>
               <w:t xml:space="preserve">④</w:t>
             </w:r>
@@ -1231,10 +1231,10 @@
                 <w:bCs w:val="false"/>
                 <w:i w:val="false"/>
                 <w:iCs w:val="false"/>
-                <w:sz w:val="16"/>
-                <w:szCs w:val="16"/>
-              </w:rPr>
-              <w:t xml:space="preserve">......................................</w:t>
+                <w:sz w:val="24"/>
+                <w:szCs w:val="24"/>
+              </w:rPr>
+              <w:t xml:space="preserve">....................</w:t>
             </w:r>
           </w:p>
         </w:tc>
@@ -1266,8 +1266,8 @@
                 <w:bCs w:val="false"/>
                 <w:i w:val="false"/>
                 <w:iCs w:val="false"/>
-                <w:sz w:val="16"/>
-                <w:szCs w:val="16"/>
+                <w:sz w:val="24"/>
+                <w:szCs w:val="24"/>
               </w:rPr>
               <w:t xml:space="preserve">de chaque côté, elles font avancer</w:t>
             </w:r>
@@ -1303,8 +1303,8 @@
                 <w:bCs w:val="false"/>
                 <w:i w:val="false"/>
                 <w:iCs w:val="false"/>
-                <w:sz w:val="16"/>
-                <w:szCs w:val="16"/>
+                <w:sz w:val="24"/>
+                <w:szCs w:val="24"/>
               </w:rPr>
               <w:t xml:space="preserve">⑤</w:t>
             </w:r>
@@ -1338,10 +1338,10 @@
                 <w:bCs w:val="false"/>
                 <w:i w:val="false"/>
                 <w:iCs w:val="false"/>
-                <w:sz w:val="16"/>
-                <w:szCs w:val="16"/>
-              </w:rPr>
-              <w:t xml:space="preserve">......................................</w:t>
+                <w:sz w:val="24"/>
+                <w:szCs w:val="24"/>
+              </w:rPr>
+              <w:t xml:space="preserve">....................</w:t>
             </w:r>
           </w:p>
         </w:tc>
@@ -1373,8 +1373,8 @@
                 <w:bCs w:val="false"/>
                 <w:i w:val="false"/>
                 <w:iCs w:val="false"/>
-                <w:sz w:val="16"/>
-                <w:szCs w:val="16"/>
+                <w:sz w:val="24"/>
+                <w:szCs w:val="24"/>
               </w:rPr>
               <w:t xml:space="preserve">dessous : l'énergie embarquée</w:t>
             </w:r>
@@ -1384,7 +1384,7 @@
     </w:tbl>
     <w:p>
       <w:pPr>
-        <w:spacing w:after="40" w:before="50"/>
+        <w:spacing w:after="64" w:before="50"/>
       </w:pPr>
       <w:r>
         <w:rPr>
@@ -1393,10 +1393,10 @@
           <w:bCs w:val="false"/>
           <w:i w:val="false"/>
           <w:iCs w:val="false"/>
-          <w:sz w:val="16"/>
-          <w:szCs w:val="16"/>
+          <w:sz w:val="24"/>
+          <w:szCs w:val="24"/>
         </w:rPr>
-        <w:t xml:space="preserve">L'intrus : ...................................... (le mBot n'en a pas !)</w:t>
+        <w:t xml:space="preserve">L'intrus : .................... (le mBot n'en a pas !)</w:t>
       </w:r>
     </w:p>
     <w:tbl>
@@ -1444,8 +1444,8 @@
                 <w:bCs/>
                 <w:i w:val="false"/>
                 <w:iCs w:val="false"/>
-                <w:sz w:val="20"/>
-                <w:szCs w:val="20"/>
+                <w:sz w:val="28"/>
+                <w:szCs w:val="28"/>
               </w:rPr>
               <w:t xml:space="preserve">PARTIE 2 — La chaîne d'information du demi-tour</w:t>
             </w:r>
@@ -1455,12 +1455,12 @@
     </w:tbl>
     <w:p>
       <w:pPr>
-        <w:spacing w:after="40"/>
+        <w:spacing w:after="64"/>
       </w:pPr>
     </w:p>
     <w:p>
       <w:pPr>
-        <w:spacing w:after="60"/>
+        <w:spacing w:after="96"/>
       </w:pPr>
       <w:r>
         <w:rPr>
@@ -1469,8 +1469,8 @@
           <w:bCs/>
           <w:i w:val="false"/>
           <w:iCs w:val="false"/>
-          <w:sz w:val="18"/>
-          <w:szCs w:val="18"/>
+          <w:sz w:val="26"/>
+          <w:szCs w:val="26"/>
         </w:rPr>
         <w:t xml:space="preserve">➤ </w:t>
       </w:r>
@@ -1481,8 +1481,8 @@
           <w:bCs w:val="false"/>
           <w:i w:val="false"/>
           <w:iCs w:val="false"/>
-          <w:sz w:val="18"/>
-          <w:szCs w:val="18"/>
+          <w:sz w:val="26"/>
+          <w:szCs w:val="26"/>
         </w:rPr>
         <w:t xml:space="preserve">Complète avec : COMMUNIQUER — ACQUÉRIR — TRAITER, puis associe le bon composant sous chaque bloc.</w:t>
       </w:r>
@@ -1534,10 +1534,10 @@
                 <w:bCs/>
                 <w:i w:val="false"/>
                 <w:iCs w:val="false"/>
-                <w:sz w:val="16"/>
-                <w:szCs w:val="16"/>
-              </w:rPr>
-              <w:t xml:space="preserve">........................</w:t>
+                <w:sz w:val="24"/>
+                <w:szCs w:val="24"/>
+              </w:rPr>
+              <w:t xml:space="preserve">...........</w:t>
             </w:r>
           </w:p>
         </w:tc>
@@ -1570,10 +1570,10 @@
                 <w:bCs/>
                 <w:i w:val="false"/>
                 <w:iCs w:val="false"/>
-                <w:sz w:val="16"/>
-                <w:szCs w:val="16"/>
-              </w:rPr>
-              <w:t xml:space="preserve">........................</w:t>
+                <w:sz w:val="24"/>
+                <w:szCs w:val="24"/>
+              </w:rPr>
+              <w:t xml:space="preserve">...........</w:t>
             </w:r>
           </w:p>
         </w:tc>
@@ -1606,10 +1606,10 @@
                 <w:bCs/>
                 <w:i w:val="false"/>
                 <w:iCs w:val="false"/>
-                <w:sz w:val="16"/>
-                <w:szCs w:val="16"/>
-              </w:rPr>
-              <w:t xml:space="preserve">........................</w:t>
+                <w:sz w:val="24"/>
+                <w:szCs w:val="24"/>
+              </w:rPr>
+              <w:t xml:space="preserve">...........</w:t>
             </w:r>
           </w:p>
         </w:tc>
@@ -1643,8 +1643,8 @@
                 <w:bCs w:val="false"/>
                 <w:i w:val="false"/>
                 <w:iCs w:val="false"/>
-                <w:sz w:val="16"/>
-                <w:szCs w:val="16"/>
+                <w:sz w:val="24"/>
+                <w:szCs w:val="24"/>
               </w:rPr>
               <w:t xml:space="preserve">l'obstacle est détecté</w:t>
             </w:r>
@@ -1678,8 +1678,8 @@
                 <w:bCs w:val="false"/>
                 <w:i w:val="false"/>
                 <w:iCs w:val="false"/>
-                <w:sz w:val="16"/>
-                <w:szCs w:val="16"/>
+                <w:sz w:val="24"/>
+                <w:szCs w:val="24"/>
               </w:rPr>
               <w:t xml:space="preserve">le programme décide</w:t>
             </w:r>
@@ -1713,8 +1713,8 @@
                 <w:bCs w:val="false"/>
                 <w:i w:val="false"/>
                 <w:iCs w:val="false"/>
-                <w:sz w:val="16"/>
-                <w:szCs w:val="16"/>
+                <w:sz w:val="24"/>
+                <w:szCs w:val="24"/>
               </w:rPr>
               <w:t xml:space="preserve">l'ordre part vers les moteurs</w:t>
             </w:r>
@@ -1750,10 +1750,10 @@
                 <w:bCs w:val="false"/>
                 <w:i w:val="false"/>
                 <w:iCs w:val="false"/>
-                <w:sz w:val="16"/>
-                <w:szCs w:val="16"/>
-              </w:rPr>
-              <w:t xml:space="preserve">Composant : ..........................</w:t>
+                <w:sz w:val="24"/>
+                <w:szCs w:val="24"/>
+              </w:rPr>
+              <w:t xml:space="preserve">Composant : ............</w:t>
             </w:r>
           </w:p>
         </w:tc>
@@ -1785,10 +1785,10 @@
                 <w:bCs w:val="false"/>
                 <w:i w:val="false"/>
                 <w:iCs w:val="false"/>
-                <w:sz w:val="16"/>
-                <w:szCs w:val="16"/>
-              </w:rPr>
-              <w:t xml:space="preserve">Composant : ..........................</w:t>
+                <w:sz w:val="24"/>
+                <w:szCs w:val="24"/>
+              </w:rPr>
+              <w:t xml:space="preserve">Composant : ............</w:t>
             </w:r>
           </w:p>
         </w:tc>
@@ -1820,10 +1820,10 @@
                 <w:bCs w:val="false"/>
                 <w:i w:val="false"/>
                 <w:iCs w:val="false"/>
-                <w:sz w:val="16"/>
-                <w:szCs w:val="16"/>
-              </w:rPr>
-              <w:t xml:space="preserve">Composant : IHM / signal aux ....................</w:t>
+                <w:sz w:val="24"/>
+                <w:szCs w:val="24"/>
+              </w:rPr>
+              <w:t xml:space="preserve">Composant : IHM / signal aux ........</w:t>
             </w:r>
           </w:p>
         </w:tc>
@@ -1831,7 +1831,7 @@
     </w:tbl>
     <w:p>
       <w:pPr>
-        <w:spacing w:after="50"/>
+        <w:spacing w:after="80"/>
       </w:pPr>
     </w:p>
     <w:tbl>
@@ -1879,8 +1879,8 @@
                 <w:bCs/>
                 <w:i w:val="false"/>
                 <w:iCs w:val="false"/>
-                <w:sz w:val="20"/>
-                <w:szCs w:val="20"/>
+                <w:sz w:val="28"/>
+                <w:szCs w:val="28"/>
               </w:rPr>
               <w:t xml:space="preserve">PARTIE 3 — Et la chaîne d'énergie ?</w:t>
             </w:r>
@@ -1890,12 +1890,12 @@
     </w:tbl>
     <w:p>
       <w:pPr>
-        <w:spacing w:after="40"/>
+        <w:spacing w:after="64"/>
       </w:pPr>
     </w:p>
     <w:p>
       <w:pPr>
-        <w:spacing w:after="60"/>
+        <w:spacing w:after="96"/>
       </w:pPr>
       <w:r>
         <w:rPr>
@@ -1904,8 +1904,8 @@
           <w:bCs/>
           <w:i w:val="false"/>
           <w:iCs w:val="false"/>
-          <w:sz w:val="18"/>
-          <w:szCs w:val="18"/>
+          <w:sz w:val="26"/>
+          <w:szCs w:val="26"/>
         </w:rPr>
         <w:t xml:space="preserve">➤ </w:t>
       </w:r>
@@ -1916,15 +1916,15 @@
           <w:bCs w:val="false"/>
           <w:i w:val="false"/>
           <w:iCs w:val="false"/>
-          <w:sz w:val="18"/>
-          <w:szCs w:val="18"/>
+          <w:sz w:val="26"/>
+          <w:szCs w:val="26"/>
         </w:rPr>
         <w:t xml:space="preserve">Complète avec : TRANSMETTRE — ALIMENTER — CONVERTIR — DISTRIBUER.</w:t>
       </w:r>
     </w:p>
     <w:p>
       <w:pPr>
-        <w:spacing w:after="50"/>
+        <w:spacing w:after="80"/>
         <w:jc w:val="center"/>
       </w:pPr>
       <w:r>
@@ -1934,15 +1934,15 @@
           <w:bCs/>
           <w:i w:val="false"/>
           <w:iCs w:val="false"/>
-          <w:sz w:val="16"/>
-          <w:szCs w:val="16"/>
+          <w:sz w:val="24"/>
+          <w:szCs w:val="24"/>
         </w:rPr>
-        <w:t xml:space="preserve">......................... (piles) → ......................... (carte) → ......................... (moteur : électricité → rotation) → ......................... (roues)</w:t>
+        <w:t xml:space="preserve">............ (piles) → ............ (carte) → ............ (moteur : électricité → rotation) → ............ (roues)</w:t>
       </w:r>
     </w:p>
     <w:p>
       <w:pPr>
-        <w:spacing w:after="30"/>
+        <w:spacing w:after="48"/>
       </w:pPr>
       <w:r>
         <w:rPr>
@@ -1951,15 +1951,15 @@
           <w:bCs w:val="false"/>
           <w:i w:val="false"/>
           <w:iCs w:val="false"/>
-          <w:sz w:val="16"/>
-          <w:szCs w:val="16"/>
+          <w:sz w:val="24"/>
+          <w:szCs w:val="24"/>
         </w:rPr>
         <w:t xml:space="preserve">3a. Pourquoi les piles n'apparaissent-elles PAS dans la chaîne d'information ?</w:t>
       </w:r>
     </w:p>
     <w:p>
       <w:pPr>
-        <w:spacing w:after="60"/>
+        <w:spacing w:after="96"/>
       </w:pPr>
       <w:r>
         <w:rPr>
@@ -1968,15 +1968,15 @@
           <w:bCs w:val="false"/>
           <w:i w:val="false"/>
           <w:iCs w:val="false"/>
-          <w:sz w:val="16"/>
-          <w:szCs w:val="16"/>
+          <w:sz w:val="24"/>
+          <w:szCs w:val="24"/>
         </w:rPr>
-        <w:t xml:space="preserve">......................................................................................................................</w:t>
+        <w:t xml:space="preserve">.............................................................................</w:t>
       </w:r>
     </w:p>
     <w:p>
       <w:pPr>
-        <w:spacing w:after="60"/>
+        <w:spacing w:after="96"/>
       </w:pPr>
       <w:r>
         <w:rPr>
@@ -1985,10 +1985,10 @@
           <w:bCs w:val="false"/>
           <w:i w:val="false"/>
           <w:iCs w:val="false"/>
-          <w:sz w:val="16"/>
-          <w:szCs w:val="16"/>
+          <w:sz w:val="24"/>
+          <w:szCs w:val="24"/>
         </w:rPr>
-        <w:t xml:space="preserve">......................................................................................................................</w:t>
+        <w:t xml:space="preserve">.............................................................................</w:t>
       </w:r>
     </w:p>
     <w:tbl>
@@ -2027,7 +2027,7 @@
           </w:tcPr>
           <w:p>
             <w:pPr>
-              <w:spacing w:after="60"/>
+              <w:spacing w:after="96"/>
             </w:pPr>
             <w:r>
               <w:rPr>
@@ -2036,61 +2036,61 @@
                 <w:bCs/>
                 <w:i w:val="false"/>
                 <w:iCs w:val="false"/>
-                <w:sz w:val="20"/>
-                <w:szCs w:val="20"/>
+                <w:sz w:val="28"/>
+                <w:szCs w:val="28"/>
               </w:rPr>
               <w:t xml:space="preserve">BILAN — Ce que je retiens</w:t>
             </w:r>
           </w:p>
           <w:p>
             <w:pPr>
-              <w:spacing w:after="60"/>
-            </w:pPr>
-            <w:r>
-              <w:rPr>
-                <w:rFonts w:ascii="Arial" w:cs="Arial" w:eastAsia="Arial" w:hAnsi="Arial"/>
-                <w:b w:val="false"/>
-                <w:bCs w:val="false"/>
-                <w:i w:val="false"/>
-                <w:iCs w:val="false"/>
-                <w:sz w:val="18"/>
-                <w:szCs w:val="18"/>
-              </w:rPr>
-              <w:t xml:space="preserve">Chaîne d'information : ...................................... → TRAITER → COMMUNIQUER.</w:t>
-            </w:r>
-          </w:p>
-          <w:p>
-            <w:pPr>
-              <w:spacing w:after="60"/>
-            </w:pPr>
-            <w:r>
-              <w:rPr>
-                <w:rFonts w:ascii="Arial" w:cs="Arial" w:eastAsia="Arial" w:hAnsi="Arial"/>
-                <w:b w:val="false"/>
-                <w:bCs w:val="false"/>
-                <w:i w:val="false"/>
-                <w:iCs w:val="false"/>
-                <w:sz w:val="18"/>
-                <w:szCs w:val="18"/>
-              </w:rPr>
-              <w:t xml:space="preserve">Le capteur à ultrasons ACQUIERT, la carte mCore (microcontrôleur) ...................................... .</w:t>
-            </w:r>
-          </w:p>
-          <w:p>
-            <w:pPr>
-              <w:spacing w:after="60"/>
-            </w:pPr>
-            <w:r>
-              <w:rPr>
-                <w:rFonts w:ascii="Arial" w:cs="Arial" w:eastAsia="Arial" w:hAnsi="Arial"/>
-                <w:b w:val="false"/>
-                <w:bCs w:val="false"/>
-                <w:i w:val="false"/>
-                <w:iCs w:val="false"/>
-                <w:sz w:val="18"/>
-                <w:szCs w:val="18"/>
-              </w:rPr>
-              <w:t xml:space="preserve">Les piles appartiennent à la chaîne d'...................................... , pas à celle de l'information.</w:t>
+              <w:spacing w:after="96"/>
+            </w:pPr>
+            <w:r>
+              <w:rPr>
+                <w:rFonts w:ascii="Arial" w:cs="Arial" w:eastAsia="Arial" w:hAnsi="Arial"/>
+                <w:b w:val="false"/>
+                <w:bCs w:val="false"/>
+                <w:i w:val="false"/>
+                <w:iCs w:val="false"/>
+                <w:sz w:val="26"/>
+                <w:szCs w:val="26"/>
+              </w:rPr>
+              <w:t xml:space="preserve">Chaîne d'information : ..................... → TRAITER → COMMUNIQUER.</w:t>
+            </w:r>
+          </w:p>
+          <w:p>
+            <w:pPr>
+              <w:spacing w:after="96"/>
+            </w:pPr>
+            <w:r>
+              <w:rPr>
+                <w:rFonts w:ascii="Arial" w:cs="Arial" w:eastAsia="Arial" w:hAnsi="Arial"/>
+                <w:b w:val="false"/>
+                <w:bCs w:val="false"/>
+                <w:i w:val="false"/>
+                <w:iCs w:val="false"/>
+                <w:sz w:val="26"/>
+                <w:szCs w:val="26"/>
+              </w:rPr>
+              <w:t xml:space="preserve">Le capteur à ultrasons ACQUIERT, la carte mCore (microcontrôleur) ..................... .</w:t>
+            </w:r>
+          </w:p>
+          <w:p>
+            <w:pPr>
+              <w:spacing w:after="96"/>
+            </w:pPr>
+            <w:r>
+              <w:rPr>
+                <w:rFonts w:ascii="Arial" w:cs="Arial" w:eastAsia="Arial" w:hAnsi="Arial"/>
+                <w:b w:val="false"/>
+                <w:bCs w:val="false"/>
+                <w:i w:val="false"/>
+                <w:iCs w:val="false"/>
+                <w:sz w:val="26"/>
+                <w:szCs w:val="26"/>
+              </w:rPr>
+              <w:t xml:space="preserve">Les piles appartiennent à la chaîne d'..................... , pas à celle de l'information.</w:t>
             </w:r>
           </w:p>
         </w:tc>
@@ -2108,8 +2108,8 @@
           <w:bCs w:val="false"/>
           <w:i/>
           <w:iCs/>
-          <w:sz w:val="16"/>
-          <w:szCs w:val="16"/>
+          <w:sz w:val="24"/>
+          <w:szCs w:val="24"/>
         </w:rPr>
         <w:t xml:space="preserve">« Un robot, c'est deux chaînes qui travaillent ensemble : l'une pense, l'autre pousse. »</w:t>
       </w:r>
@@ -2262,8 +2262,8 @@
     <w:rPrDefault>
       <w:rPr>
         <w:rFonts w:ascii="Arial" w:cs="Arial" w:eastAsia="Arial" w:hAnsi="Arial"/>
-        <w:sz w:val="18"/>
-        <w:szCs w:val="18"/>
+        <w:sz w:val="24"/>
+        <w:szCs w:val="24"/>
       </w:rPr>
     </w:rPrDefault>
     <w:pPrDefault/>

--- a/public/2026/seq06/FICHE_S6-A01_AnatomieMBot_4eme.docx
+++ b/public/2026/seq06/FICHE_S6-A01_AnatomieMBot_4eme.docx
@@ -279,7 +279,7 @@
     </w:tbl>
     <w:p>
       <w:pPr>
-        <w:spacing w:after="96"/>
+        <w:spacing w:after="81"/>
       </w:pPr>
     </w:p>
     <w:tbl>
@@ -493,7 +493,7 @@
     </w:tbl>
     <w:p>
       <w:pPr>
-        <w:spacing w:after="128"/>
+        <w:spacing w:after="108"/>
       </w:pPr>
     </w:p>
     <w:tbl>
@@ -553,7 +553,7 @@
     </w:tbl>
     <w:p>
       <w:pPr>
-        <w:spacing w:after="128"/>
+        <w:spacing w:after="108"/>
       </w:pPr>
     </w:p>
     <w:tbl>
@@ -591,7 +591,7 @@
           </w:tcPr>
           <w:p>
             <w:pPr>
-              <w:spacing w:after="48"/>
+              <w:spacing w:after="41"/>
             </w:pPr>
             <w:r>
               <w:rPr>
@@ -628,7 +628,7 @@
     </w:tbl>
     <w:p>
       <w:pPr>
-        <w:spacing w:after="128"/>
+        <w:spacing w:after="108"/>
       </w:pPr>
     </w:p>
     <w:tbl>
@@ -679,7 +679,7 @@
                 <w:sz w:val="28"/>
                 <w:szCs w:val="28"/>
               </w:rPr>
-              <w:t xml:space="preserve">PARTIE 1 — Anatomie du robot  (robot en main + schéma projeté)</w:t>
+              <w:t xml:space="preserve">PARTIE 1 — Anatomie du robot  (robot en main + schéma ci-dessous)</w:t>
             </w:r>
           </w:p>
         </w:tc>
@@ -687,12 +687,12 @@
     </w:tbl>
     <w:p>
       <w:pPr>
-        <w:spacing w:after="64"/>
+        <w:spacing w:after="54"/>
       </w:pPr>
     </w:p>
     <w:p>
       <w:pPr>
-        <w:spacing w:after="96"/>
+        <w:spacing w:after="81"/>
       </w:pPr>
       <w:r>
         <w:rPr>
@@ -719,6 +719,45 @@
         <w:t xml:space="preserve">Retrouve chaque élément sur TON robot et complète. Liste mélangée avec UN intrus : moteurs + roues — carte mCore (microcontrôleur) — écran tactile — capteur à ultrasons — capteur suiveur de ligne — support de piles — LED.</w:t>
       </w:r>
     </w:p>
+    <w:p>
+      <w:pPr>
+        <w:spacing w:before="60" w:after="80"/>
+        <w:jc w:val="center"/>
+      </w:pPr>
+      <w:r>
+        <w:drawing xmlns:wp="http://schemas.openxmlformats.org/drawingml/2006/wordprocessingDrawing">
+          <wp:inline distT="0" distB="0" distL="0" distR="0">
+            <wp:extent cx="3888000" cy="2916000"/>
+            <wp:docPr id="9604" name="schema_schema_mbot.png"/>
+            <a:graphic xmlns:a="http://schemas.openxmlformats.org/drawingml/2006/main">
+              <a:graphicData uri="http://schemas.openxmlformats.org/drawingml/2006/picture">
+                <pic:pic xmlns:pic="http://schemas.openxmlformats.org/drawingml/2006/picture">
+                  <pic:nvPicPr>
+                    <pic:cNvPr id="9604" name="schema_schema_mbot.png"/>
+                    <pic:cNvPicPr/>
+                  </pic:nvPicPr>
+                  <pic:blipFill>
+                    <a:blip xmlns:r="http://schemas.openxmlformats.org/officeDocument/2006/relationships" r:embed="rId902"/>
+                    <a:stretch>
+                      <a:fillRect/>
+                    </a:stretch>
+                  </pic:blipFill>
+                  <pic:spPr>
+                    <a:xfrm>
+                      <a:off x="0" y="0"/>
+                      <a:ext cx="3888000" cy="2916000"/>
+                    </a:xfrm>
+                    <a:prstGeom prst="rect">
+                      <a:avLst/>
+                    </a:prstGeom>
+                  </pic:spPr>
+                </pic:pic>
+              </a:graphicData>
+            </a:graphic>
+          </wp:inline>
+        </w:drawing>
+      </w:r>
+    </w:p>
     <w:tbl>
       <w:tblPr>
         <w:tblW w:type="dxa" w:w="9360"/>
@@ -1384,7 +1423,7 @@
     </w:tbl>
     <w:p>
       <w:pPr>
-        <w:spacing w:after="64" w:before="50"/>
+        <w:spacing w:after="54" w:before="50"/>
       </w:pPr>
       <w:r>
         <w:rPr>
@@ -1455,12 +1494,12 @@
     </w:tbl>
     <w:p>
       <w:pPr>
-        <w:spacing w:after="64"/>
+        <w:spacing w:after="54"/>
       </w:pPr>
     </w:p>
     <w:p>
       <w:pPr>
-        <w:spacing w:after="96"/>
+        <w:spacing w:after="81"/>
       </w:pPr>
       <w:r>
         <w:rPr>
@@ -1831,7 +1870,7 @@
     </w:tbl>
     <w:p>
       <w:pPr>
-        <w:spacing w:after="80"/>
+        <w:spacing w:after="68"/>
       </w:pPr>
     </w:p>
     <w:tbl>
@@ -1890,12 +1929,12 @@
     </w:tbl>
     <w:p>
       <w:pPr>
-        <w:spacing w:after="64"/>
+        <w:spacing w:after="54"/>
       </w:pPr>
     </w:p>
     <w:p>
       <w:pPr>
-        <w:spacing w:after="96"/>
+        <w:spacing w:after="81"/>
       </w:pPr>
       <w:r>
         <w:rPr>
@@ -1924,7 +1963,7 @@
     </w:p>
     <w:p>
       <w:pPr>
-        <w:spacing w:after="80"/>
+        <w:spacing w:after="68"/>
         <w:jc w:val="center"/>
       </w:pPr>
       <w:r>
@@ -1942,7 +1981,7 @@
     </w:p>
     <w:p>
       <w:pPr>
-        <w:spacing w:after="48"/>
+        <w:spacing w:after="41"/>
       </w:pPr>
       <w:r>
         <w:rPr>
@@ -1959,7 +1998,7 @@
     </w:p>
     <w:p>
       <w:pPr>
-        <w:spacing w:after="96"/>
+        <w:spacing w:after="81"/>
       </w:pPr>
       <w:r>
         <w:rPr>
@@ -1976,7 +2015,7 @@
     </w:p>
     <w:p>
       <w:pPr>
-        <w:spacing w:after="96"/>
+        <w:spacing w:after="81"/>
       </w:pPr>
       <w:r>
         <w:rPr>
@@ -2027,7 +2066,7 @@
           </w:tcPr>
           <w:p>
             <w:pPr>
-              <w:spacing w:after="96"/>
+              <w:spacing w:after="81"/>
             </w:pPr>
             <w:r>
               <w:rPr>
@@ -2044,7 +2083,7 @@
           </w:p>
           <w:p>
             <w:pPr>
-              <w:spacing w:after="96"/>
+              <w:spacing w:after="81"/>
             </w:pPr>
             <w:r>
               <w:rPr>
@@ -2061,7 +2100,7 @@
           </w:p>
           <w:p>
             <w:pPr>
-              <w:spacing w:after="96"/>
+              <w:spacing w:after="81"/>
             </w:pPr>
             <w:r>
               <w:rPr>
@@ -2078,7 +2117,7 @@
           </w:p>
           <w:p>
             <w:pPr>
-              <w:spacing w:after="96"/>
+              <w:spacing w:after="81"/>
             </w:pPr>
             <w:r>
               <w:rPr>

--- a/public/2026/seq06/FICHE_S6-A01_AnatomieMBot_4eme.docx
+++ b/public/2026/seq06/FICHE_S6-A01_AnatomieMBot_4eme.docx
@@ -21,6 +21,9 @@
         <w:gridCol w:w="1200"/>
       </w:tblGrid>
       <w:tr>
+        <w:trPr>
+          <w:cantSplit/>
+        </w:trPr>
         <w:tc>
           <w:tcPr>
             <w:tcW w:type="dxa" w:w="1266"/>
@@ -210,6 +213,32 @@
               <w:t xml:space="preserve">ACTIVITÉ N°01</w:t>
             </w:r>
           </w:p>
+          <w:p>
+            <w:pPr>
+              <w:spacing w:after="0"/>
+            </w:pPr>
+            <w:r>
+              <w:rPr>
+                <w:rFonts w:ascii="Arial" w:cs="Arial" w:eastAsia="Arial" w:hAnsi="Arial"/>
+                <w:sz w:val="14"/>
+                <w:szCs w:val="14"/>
+              </w:rPr>
+              <w:t xml:space="preserve">NOM : ..............................</w:t>
+            </w:r>
+          </w:p>
+          <w:p>
+            <w:pPr>
+              <w:spacing w:after="0"/>
+            </w:pPr>
+            <w:r>
+              <w:rPr>
+                <w:rFonts w:ascii="Arial" w:cs="Arial" w:eastAsia="Arial" w:hAnsi="Arial"/>
+                <w:sz w:val="14"/>
+                <w:szCs w:val="14"/>
+              </w:rPr>
+              <w:t xml:space="preserve">PRÉNOM : .........................</w:t>
+            </w:r>
+          </w:p>
         </w:tc>
         <w:tc>
           <w:tcPr>
@@ -295,32 +324,36 @@
         </w:tblBorders>
       </w:tblPr>
       <w:tblGrid>
-        <w:gridCol w:w="2840"/>
-        <w:gridCol w:w="2840"/>
-        <w:gridCol w:w="1640"/>
-        <w:gridCol w:w="2040"/>
+        <w:gridCol w:w="9360"/>
       </w:tblGrid>
       <w:tr>
-        <w:tc>
-          <w:tcPr>
-            <w:tcW w:type="dxa" w:w="2840"/>
-            <w:tcBorders>
-              <w:top w:val="single" w:color="000000" w:sz="6"/>
-              <w:left w:val="single" w:color="000000" w:sz="6"/>
-              <w:bottom w:val="single" w:color="000000" w:sz="6"/>
-              <w:right w:val="single" w:color="000000" w:sz="6"/>
-            </w:tcBorders>
-            <w:tcMar>
-              <w:top w:type="dxa" w:w="40"/>
-              <w:left w:type="dxa" w:w="80"/>
-              <w:bottom w:type="dxa" w:w="40"/>
-              <w:right w:type="dxa" w:w="80"/>
-            </w:tcMar>
-            <w:vAlign w:val="center"/>
-          </w:tcPr>
-          <w:p>
-            <w:pPr>
-              <w:spacing w:after="0"/>
+        <w:trPr>
+          <w:cantSplit/>
+        </w:trPr>
+        <w:tc>
+          <w:tcPr>
+            <w:tcW w:type="dxa" w:w="9360"/>
+            <w:tcBorders>
+              <w:top w:val="single" w:color="000000" w:sz="6"/>
+              <w:left w:val="single" w:color="000000" w:sz="6"/>
+              <w:bottom w:val="single" w:color="000000" w:sz="6"/>
+              <w:right w:val="single" w:color="000000" w:sz="6"/>
+            </w:tcBorders>
+            <w:shd w:fill="D9D9D9" w:val="clear"/>
+            <w:tcMar>
+              <w:top w:type="dxa" w:w="40"/>
+              <w:left w:type="dxa" w:w="80"/>
+              <w:bottom w:type="dxa" w:w="40"/>
+              <w:right w:type="dxa" w:w="80"/>
+            </w:tcMar>
+            <w:vAlign w:val="center"/>
+          </w:tcPr>
+          <w:p>
+            <w:pPr>
+              <w:keepNext/>
+              <w:keepLines/>
+              <w:spacing w:after="0"/>
+              <w:jc w:val="center"/>
             </w:pPr>
             <w:r>
               <w:rPr>
@@ -329,163 +362,10 @@
                 <w:bCs/>
                 <w:i w:val="false"/>
                 <w:iCs w:val="false"/>
-                <w:sz w:val="24"/>
-                <w:szCs w:val="24"/>
-              </w:rPr>
-              <w:t xml:space="preserve">Nom : </w:t>
-            </w:r>
-            <w:r>
-              <w:rPr>
-                <w:rFonts w:ascii="Arial" w:cs="Arial" w:eastAsia="Arial" w:hAnsi="Arial"/>
-                <w:b w:val="false"/>
-                <w:bCs w:val="false"/>
-                <w:i w:val="false"/>
-                <w:iCs w:val="false"/>
-                <w:sz w:val="24"/>
-                <w:szCs w:val="24"/>
-              </w:rPr>
-              <w:t xml:space="preserve">...................</w:t>
-            </w:r>
-          </w:p>
-        </w:tc>
-        <w:tc>
-          <w:tcPr>
-            <w:tcW w:type="dxa" w:w="2840"/>
-            <w:tcBorders>
-              <w:top w:val="single" w:color="000000" w:sz="6"/>
-              <w:left w:val="single" w:color="000000" w:sz="6"/>
-              <w:bottom w:val="single" w:color="000000" w:sz="6"/>
-              <w:right w:val="single" w:color="000000" w:sz="6"/>
-            </w:tcBorders>
-            <w:tcMar>
-              <w:top w:type="dxa" w:w="40"/>
-              <w:left w:type="dxa" w:w="80"/>
-              <w:bottom w:type="dxa" w:w="40"/>
-              <w:right w:type="dxa" w:w="80"/>
-            </w:tcMar>
-            <w:vAlign w:val="center"/>
-          </w:tcPr>
-          <w:p>
-            <w:pPr>
-              <w:spacing w:after="0"/>
-            </w:pPr>
-            <w:r>
-              <w:rPr>
-                <w:rFonts w:ascii="Arial" w:cs="Arial" w:eastAsia="Arial" w:hAnsi="Arial"/>
-                <w:b/>
-                <w:bCs/>
-                <w:i w:val="false"/>
-                <w:iCs w:val="false"/>
-                <w:sz w:val="24"/>
-                <w:szCs w:val="24"/>
-              </w:rPr>
-              <w:t xml:space="preserve">Prénom : </w:t>
-            </w:r>
-            <w:r>
-              <w:rPr>
-                <w:rFonts w:ascii="Arial" w:cs="Arial" w:eastAsia="Arial" w:hAnsi="Arial"/>
-                <w:b w:val="false"/>
-                <w:bCs w:val="false"/>
-                <w:i w:val="false"/>
-                <w:iCs w:val="false"/>
-                <w:sz w:val="24"/>
-                <w:szCs w:val="24"/>
-              </w:rPr>
-              <w:t xml:space="preserve">................</w:t>
-            </w:r>
-          </w:p>
-        </w:tc>
-        <w:tc>
-          <w:tcPr>
-            <w:tcW w:type="dxa" w:w="1640"/>
-            <w:tcBorders>
-              <w:top w:val="single" w:color="000000" w:sz="6"/>
-              <w:left w:val="single" w:color="000000" w:sz="6"/>
-              <w:bottom w:val="single" w:color="000000" w:sz="6"/>
-              <w:right w:val="single" w:color="000000" w:sz="6"/>
-            </w:tcBorders>
-            <w:tcMar>
-              <w:top w:type="dxa" w:w="40"/>
-              <w:left w:type="dxa" w:w="80"/>
-              <w:bottom w:type="dxa" w:w="40"/>
-              <w:right w:type="dxa" w:w="80"/>
-            </w:tcMar>
-            <w:vAlign w:val="center"/>
-          </w:tcPr>
-          <w:p>
-            <w:pPr>
-              <w:spacing w:after="0"/>
-            </w:pPr>
-            <w:r>
-              <w:rPr>
-                <w:rFonts w:ascii="Arial" w:cs="Arial" w:eastAsia="Arial" w:hAnsi="Arial"/>
-                <w:b/>
-                <w:bCs/>
-                <w:i w:val="false"/>
-                <w:iCs w:val="false"/>
-                <w:sz w:val="24"/>
-                <w:szCs w:val="24"/>
-              </w:rPr>
-              <w:t xml:space="preserve">Classe : </w:t>
-            </w:r>
-            <w:r>
-              <w:rPr>
-                <w:rFonts w:ascii="Arial" w:cs="Arial" w:eastAsia="Arial" w:hAnsi="Arial"/>
-                <w:b w:val="false"/>
-                <w:bCs w:val="false"/>
-                <w:i w:val="false"/>
-                <w:iCs w:val="false"/>
-                <w:sz w:val="24"/>
-                <w:szCs w:val="24"/>
-              </w:rPr>
-              <w:t xml:space="preserve">......</w:t>
-            </w:r>
-          </w:p>
-        </w:tc>
-        <w:tc>
-          <w:tcPr>
-            <w:tcW w:type="dxa" w:w="2040"/>
-            <w:tcBorders>
-              <w:top w:val="single" w:color="000000" w:sz="6"/>
-              <w:left w:val="single" w:color="000000" w:sz="6"/>
-              <w:bottom w:val="single" w:color="000000" w:sz="6"/>
-              <w:right w:val="single" w:color="000000" w:sz="6"/>
-            </w:tcBorders>
-            <w:tcMar>
-              <w:top w:type="dxa" w:w="40"/>
-              <w:left w:type="dxa" w:w="80"/>
-              <w:bottom w:type="dxa" w:w="40"/>
-              <w:right w:type="dxa" w:w="80"/>
-            </w:tcMar>
-            <w:vAlign w:val="center"/>
-          </w:tcPr>
-          <w:p>
-            <w:pPr>
-              <w:spacing w:after="0"/>
-            </w:pPr>
-            <w:r>
-              <w:rPr>
-                <w:rFonts w:ascii="Arial" w:cs="Arial" w:eastAsia="Arial" w:hAnsi="Arial"/>
-                <w:b/>
-                <w:bCs/>
-                <w:i w:val="false"/>
-                <w:iCs w:val="false"/>
-                <w:sz w:val="24"/>
-                <w:szCs w:val="24"/>
-              </w:rPr>
-              <w:t xml:space="preserve">Maison : </w:t>
-            </w:r>
-            <w:r>
-              <w:rPr>
-                <w:rFonts w:ascii="Arial" w:cs="Arial" w:eastAsia="Arial" w:hAnsi="Arial"/>
-                <w:b w:val="false"/>
-                <w:bCs w:val="false"/>
-                <w:i w:val="false"/>
-                <w:iCs w:val="false"/>
-                <w:sz w:val="24"/>
-                <w:szCs w:val="24"/>
-              </w:rPr>
-              <w:t xml:space="preserve">......</w:t>
+                <w:sz w:val="32"/>
+                <w:szCs w:val="32"/>
+              </w:rPr>
+              <w:t xml:space="preserve">mBOT : UN VRAI SYSTÈME À DÉCORTIQUER</w:t>
             </w:r>
           </w:p>
         </w:tc>
@@ -493,6 +373,8 @@
     </w:tbl>
     <w:p>
       <w:pPr>
+        <w:keepNext/>
+        <w:keepLines/>
         <w:spacing w:after="108"/>
       </w:pPr>
     </w:p>
@@ -512,66 +394,9 @@
         <w:gridCol w:w="9360"/>
       </w:tblGrid>
       <w:tr>
-        <w:tc>
-          <w:tcPr>
-            <w:tcW w:type="dxa" w:w="9360"/>
-            <w:tcBorders>
-              <w:top w:val="single" w:color="000000" w:sz="6"/>
-              <w:left w:val="single" w:color="000000" w:sz="6"/>
-              <w:bottom w:val="single" w:color="000000" w:sz="6"/>
-              <w:right w:val="single" w:color="000000" w:sz="6"/>
-            </w:tcBorders>
-            <w:shd w:fill="D9D9D9" w:val="clear"/>
-            <w:tcMar>
-              <w:top w:type="dxa" w:w="40"/>
-              <w:left w:type="dxa" w:w="80"/>
-              <w:bottom w:type="dxa" w:w="40"/>
-              <w:right w:type="dxa" w:w="80"/>
-            </w:tcMar>
-            <w:vAlign w:val="center"/>
-          </w:tcPr>
-          <w:p>
-            <w:pPr>
-              <w:spacing w:after="0"/>
-              <w:jc w:val="center"/>
-            </w:pPr>
-            <w:r>
-              <w:rPr>
-                <w:rFonts w:ascii="Arial" w:cs="Arial" w:eastAsia="Arial" w:hAnsi="Arial"/>
-                <w:b/>
-                <w:bCs/>
-                <w:i w:val="false"/>
-                <w:iCs w:val="false"/>
-                <w:sz w:val="32"/>
-                <w:szCs w:val="32"/>
-              </w:rPr>
-              <w:t xml:space="preserve">mBOT : UN VRAI SYSTÈME À DÉCORTIQUER</w:t>
-            </w:r>
-          </w:p>
-        </w:tc>
-      </w:tr>
-    </w:tbl>
-    <w:p>
-      <w:pPr>
-        <w:spacing w:after="108"/>
-      </w:pPr>
-    </w:p>
-    <w:tbl>
-      <w:tblPr>
-        <w:tblW w:type="dxa" w:w="9360"/>
-        <w:tblBorders>
-          <w:top w:val="single" w:color="auto" w:sz="4"/>
-          <w:left w:val="single" w:color="auto" w:sz="4"/>
-          <w:bottom w:val="single" w:color="auto" w:sz="4"/>
-          <w:right w:val="single" w:color="auto" w:sz="4"/>
-          <w:insideH w:val="single" w:color="auto" w:sz="4"/>
-          <w:insideV w:val="single" w:color="auto" w:sz="4"/>
-        </w:tblBorders>
-      </w:tblPr>
-      <w:tblGrid>
-        <w:gridCol w:w="9360"/>
-      </w:tblGrid>
-      <w:tr>
+        <w:trPr>
+          <w:cantSplit/>
+        </w:trPr>
         <w:tc>
           <w:tcPr>
             <w:tcW w:type="dxa" w:w="9360"/>
@@ -591,6 +416,8 @@
           </w:tcPr>
           <w:p>
             <w:pPr>
+              <w:keepNext/>
+              <w:keepLines/>
               <w:spacing w:after="41"/>
             </w:pPr>
             <w:r>
@@ -608,6 +435,8 @@
           </w:p>
           <w:p>
             <w:pPr>
+              <w:keepNext/>
+              <w:keepLines/>
               <w:spacing w:after="0"/>
             </w:pPr>
             <w:r>
@@ -628,70 +457,35 @@
     </w:tbl>
     <w:p>
       <w:pPr>
-        <w:spacing w:after="108"/>
-      </w:pPr>
-    </w:p>
-    <w:tbl>
-      <w:tblPr>
-        <w:tblW w:type="dxa" w:w="9360"/>
-        <w:tblBorders>
-          <w:top w:val="single" w:color="auto" w:sz="4"/>
-          <w:left w:val="single" w:color="auto" w:sz="4"/>
-          <w:bottom w:val="single" w:color="auto" w:sz="4"/>
-          <w:right w:val="single" w:color="auto" w:sz="4"/>
-          <w:insideH w:val="single" w:color="auto" w:sz="4"/>
-          <w:insideV w:val="single" w:color="auto" w:sz="4"/>
-        </w:tblBorders>
-      </w:tblPr>
-      <w:tblGrid>
-        <w:gridCol w:w="9360"/>
-      </w:tblGrid>
-      <w:tr>
-        <w:tc>
-          <w:tcPr>
-            <w:tcW w:type="dxa" w:w="9360"/>
-            <w:tcBorders>
-              <w:top w:val="single" w:color="000000" w:sz="6"/>
-              <w:left w:val="single" w:color="000000" w:sz="6"/>
-              <w:bottom w:val="single" w:color="000000" w:sz="6"/>
-              <w:right w:val="single" w:color="000000" w:sz="6"/>
-            </w:tcBorders>
-            <w:shd w:fill="D9D9D9" w:val="clear"/>
-            <w:tcMar>
-              <w:top w:type="dxa" w:w="40"/>
-              <w:left w:type="dxa" w:w="80"/>
-              <w:bottom w:type="dxa" w:w="40"/>
-              <w:right w:type="dxa" w:w="80"/>
-            </w:tcMar>
-            <w:vAlign w:val="center"/>
-          </w:tcPr>
-          <w:p>
-            <w:pPr>
-              <w:spacing w:after="0"/>
-            </w:pPr>
-            <w:r>
-              <w:rPr>
-                <w:rFonts w:ascii="Arial" w:cs="Arial" w:eastAsia="Arial" w:hAnsi="Arial"/>
-                <w:b/>
-                <w:bCs/>
-                <w:i w:val="false"/>
-                <w:iCs w:val="false"/>
-                <w:sz w:val="28"/>
-                <w:szCs w:val="28"/>
-              </w:rPr>
-              <w:t xml:space="preserve">PARTIE 1 — Anatomie du robot  (robot en main + schéma ci-dessous)</w:t>
-            </w:r>
-          </w:p>
-        </w:tc>
-      </w:tr>
-    </w:tbl>
-    <w:p>
-      <w:pPr>
-        <w:spacing w:after="54"/>
-      </w:pPr>
+        <w:keepNext/>
+        <w:keepLines/>
+        <w:pBdr>
+          <w:top w:val="single" w:color="000000" w:sz="6" w:space="4"/>
+          <w:left w:val="single" w:color="000000" w:sz="6" w:space="4"/>
+          <w:bottom w:val="single" w:color="000000" w:sz="6" w:space="4"/>
+          <w:right w:val="single" w:color="000000" w:sz="6" w:space="4"/>
+        </w:pBdr>
+        <w:shd w:val="clear" w:color="auto" w:fill="D9D9D9"/>
+        <w:spacing w:before="150" w:after="130"/>
+        <w:ind w:left="0" w:right="1106"/>
+      </w:pPr>
+      <w:r>
+        <w:rPr>
+          <w:rFonts w:ascii="Arial" w:cs="Arial" w:eastAsia="Arial" w:hAnsi="Arial"/>
+          <w:b/>
+          <w:bCs/>
+          <w:i w:val="false"/>
+          <w:iCs w:val="false"/>
+          <w:sz w:val="28"/>
+          <w:szCs w:val="28"/>
+        </w:rPr>
+        <w:t xml:space="preserve">PARTIE 1 — Anatomie du robot  (robot en main + schéma ci-dessous)</w:t>
+      </w:r>
     </w:p>
     <w:p>
       <w:pPr>
+        <w:keepNext/>
+        <w:keepLines/>
         <w:spacing w:after="81"/>
       </w:pPr>
       <w:r>
@@ -776,6 +570,9 @@
         <w:gridCol w:w="3360"/>
       </w:tblGrid>
       <w:tr>
+        <w:trPr>
+          <w:cantSplit/>
+        </w:trPr>
         <w:tc>
           <w:tcPr>
             <w:tcW w:type="dxa" w:w="1800"/>
@@ -796,6 +593,8 @@
           </w:tcPr>
           <w:p>
             <w:pPr>
+              <w:keepNext/>
+              <w:keepLines/>
               <w:spacing w:after="0"/>
             </w:pPr>
             <w:r>
@@ -832,6 +631,8 @@
           </w:tcPr>
           <w:p>
             <w:pPr>
+              <w:keepNext/>
+              <w:keepLines/>
               <w:spacing w:after="0"/>
             </w:pPr>
             <w:r>
@@ -868,6 +669,8 @@
           </w:tcPr>
           <w:p>
             <w:pPr>
+              <w:keepNext/>
+              <w:keepLines/>
               <w:spacing w:after="0"/>
             </w:pPr>
             <w:r>
@@ -886,6 +689,9 @@
         </w:tc>
       </w:tr>
       <w:tr>
+        <w:trPr>
+          <w:cantSplit/>
+        </w:trPr>
         <w:tc>
           <w:tcPr>
             <w:tcW w:type="dxa" w:w="1800"/>
@@ -905,6 +711,8 @@
           </w:tcPr>
           <w:p>
             <w:pPr>
+              <w:keepNext/>
+              <w:keepLines/>
               <w:spacing w:after="0"/>
             </w:pPr>
             <w:r>
@@ -940,6 +748,8 @@
           </w:tcPr>
           <w:p>
             <w:pPr>
+              <w:keepNext/>
+              <w:keepLines/>
               <w:spacing w:after="0"/>
             </w:pPr>
             <w:r>
@@ -975,6 +785,8 @@
           </w:tcPr>
           <w:p>
             <w:pPr>
+              <w:keepNext/>
+              <w:keepLines/>
               <w:spacing w:after="0"/>
             </w:pPr>
             <w:r>
@@ -993,6 +805,9 @@
         </w:tc>
       </w:tr>
       <w:tr>
+        <w:trPr>
+          <w:cantSplit/>
+        </w:trPr>
         <w:tc>
           <w:tcPr>
             <w:tcW w:type="dxa" w:w="1800"/>
@@ -1012,6 +827,8 @@
           </w:tcPr>
           <w:p>
             <w:pPr>
+              <w:keepNext/>
+              <w:keepLines/>
               <w:spacing w:after="0"/>
             </w:pPr>
             <w:r>
@@ -1047,6 +864,8 @@
           </w:tcPr>
           <w:p>
             <w:pPr>
+              <w:keepNext/>
+              <w:keepLines/>
               <w:spacing w:after="0"/>
             </w:pPr>
             <w:r>
@@ -1082,6 +901,8 @@
           </w:tcPr>
           <w:p>
             <w:pPr>
+              <w:keepNext/>
+              <w:keepLines/>
               <w:spacing w:after="0"/>
             </w:pPr>
             <w:r>
@@ -1100,6 +921,9 @@
         </w:tc>
       </w:tr>
       <w:tr>
+        <w:trPr>
+          <w:cantSplit/>
+        </w:trPr>
         <w:tc>
           <w:tcPr>
             <w:tcW w:type="dxa" w:w="1800"/>
@@ -1119,6 +943,8 @@
           </w:tcPr>
           <w:p>
             <w:pPr>
+              <w:keepNext/>
+              <w:keepLines/>
               <w:spacing w:after="0"/>
             </w:pPr>
             <w:r>
@@ -1154,6 +980,8 @@
           </w:tcPr>
           <w:p>
             <w:pPr>
+              <w:keepNext/>
+              <w:keepLines/>
               <w:spacing w:after="0"/>
             </w:pPr>
             <w:r>
@@ -1189,6 +1017,8 @@
           </w:tcPr>
           <w:p>
             <w:pPr>
+              <w:keepNext/>
+              <w:keepLines/>
               <w:spacing w:after="0"/>
             </w:pPr>
             <w:r>
@@ -1207,6 +1037,9 @@
         </w:tc>
       </w:tr>
       <w:tr>
+        <w:trPr>
+          <w:cantSplit/>
+        </w:trPr>
         <w:tc>
           <w:tcPr>
             <w:tcW w:type="dxa" w:w="1800"/>
@@ -1226,6 +1059,8 @@
           </w:tcPr>
           <w:p>
             <w:pPr>
+              <w:keepNext/>
+              <w:keepLines/>
               <w:spacing w:after="0"/>
             </w:pPr>
             <w:r>
@@ -1261,6 +1096,8 @@
           </w:tcPr>
           <w:p>
             <w:pPr>
+              <w:keepNext/>
+              <w:keepLines/>
               <w:spacing w:after="0"/>
             </w:pPr>
             <w:r>
@@ -1296,6 +1133,8 @@
           </w:tcPr>
           <w:p>
             <w:pPr>
+              <w:keepNext/>
+              <w:keepLines/>
               <w:spacing w:after="0"/>
             </w:pPr>
             <w:r>
@@ -1314,6 +1153,9 @@
         </w:tc>
       </w:tr>
       <w:tr>
+        <w:trPr>
+          <w:cantSplit/>
+        </w:trPr>
         <w:tc>
           <w:tcPr>
             <w:tcW w:type="dxa" w:w="1800"/>
@@ -1438,67 +1280,37 @@
         <w:t xml:space="preserve">L'intrus : .................... (le mBot n'en a pas !)</w:t>
       </w:r>
     </w:p>
-    <w:tbl>
-      <w:tblPr>
-        <w:tblW w:type="dxa" w:w="9360"/>
-        <w:tblBorders>
-          <w:top w:val="single" w:color="auto" w:sz="4"/>
-          <w:left w:val="single" w:color="auto" w:sz="4"/>
-          <w:bottom w:val="single" w:color="auto" w:sz="4"/>
-          <w:right w:val="single" w:color="auto" w:sz="4"/>
-          <w:insideH w:val="single" w:color="auto" w:sz="4"/>
-          <w:insideV w:val="single" w:color="auto" w:sz="4"/>
-        </w:tblBorders>
-      </w:tblPr>
-      <w:tblGrid>
-        <w:gridCol w:w="9360"/>
-      </w:tblGrid>
-      <w:tr>
-        <w:tc>
-          <w:tcPr>
-            <w:tcW w:type="dxa" w:w="9360"/>
-            <w:tcBorders>
-              <w:top w:val="single" w:color="000000" w:sz="6"/>
-              <w:left w:val="single" w:color="000000" w:sz="6"/>
-              <w:bottom w:val="single" w:color="000000" w:sz="6"/>
-              <w:right w:val="single" w:color="000000" w:sz="6"/>
-            </w:tcBorders>
-            <w:shd w:fill="D9D9D9" w:val="clear"/>
-            <w:tcMar>
-              <w:top w:type="dxa" w:w="40"/>
-              <w:left w:type="dxa" w:w="80"/>
-              <w:bottom w:type="dxa" w:w="40"/>
-              <w:right w:type="dxa" w:w="80"/>
-            </w:tcMar>
-            <w:vAlign w:val="center"/>
-          </w:tcPr>
-          <w:p>
-            <w:pPr>
-              <w:spacing w:after="0"/>
-            </w:pPr>
-            <w:r>
-              <w:rPr>
-                <w:rFonts w:ascii="Arial" w:cs="Arial" w:eastAsia="Arial" w:hAnsi="Arial"/>
-                <w:b/>
-                <w:bCs/>
-                <w:i w:val="false"/>
-                <w:iCs w:val="false"/>
-                <w:sz w:val="28"/>
-                <w:szCs w:val="28"/>
-              </w:rPr>
-              <w:t xml:space="preserve">PARTIE 2 — La chaîne d'information du demi-tour</w:t>
-            </w:r>
-          </w:p>
-        </w:tc>
-      </w:tr>
-    </w:tbl>
     <w:p>
       <w:pPr>
-        <w:spacing w:after="54"/>
-      </w:pPr>
+        <w:keepNext/>
+        <w:keepLines/>
+        <w:pBdr>
+          <w:top w:val="single" w:color="000000" w:sz="6" w:space="4"/>
+          <w:left w:val="single" w:color="000000" w:sz="6" w:space="4"/>
+          <w:bottom w:val="single" w:color="000000" w:sz="6" w:space="4"/>
+          <w:right w:val="single" w:color="000000" w:sz="6" w:space="4"/>
+        </w:pBdr>
+        <w:shd w:val="clear" w:color="auto" w:fill="D9D9D9"/>
+        <w:spacing w:before="150" w:after="130"/>
+        <w:ind w:left="0" w:right="1106"/>
+      </w:pPr>
+      <w:r>
+        <w:rPr>
+          <w:rFonts w:ascii="Arial" w:cs="Arial" w:eastAsia="Arial" w:hAnsi="Arial"/>
+          <w:b/>
+          <w:bCs/>
+          <w:i w:val="false"/>
+          <w:iCs w:val="false"/>
+          <w:sz w:val="28"/>
+          <w:szCs w:val="28"/>
+        </w:rPr>
+        <w:t xml:space="preserve">PARTIE 2 — La chaîne d'information du demi-tour</w:t>
+      </w:r>
     </w:p>
     <w:p>
       <w:pPr>
+        <w:keepNext/>
+        <w:keepLines/>
         <w:spacing w:after="81"/>
       </w:pPr>
       <w:r>
@@ -1544,6 +1356,9 @@
         <w:gridCol w:w="3120"/>
       </w:tblGrid>
       <w:tr>
+        <w:trPr>
+          <w:cantSplit/>
+        </w:trPr>
         <w:tc>
           <w:tcPr>
             <w:tcW w:type="dxa" w:w="3120"/>
@@ -1564,6 +1379,8 @@
           </w:tcPr>
           <w:p>
             <w:pPr>
+              <w:keepNext/>
+              <w:keepLines/>
               <w:spacing w:after="0"/>
             </w:pPr>
             <w:r>
@@ -1600,6 +1417,8 @@
           </w:tcPr>
           <w:p>
             <w:pPr>
+              <w:keepNext/>
+              <w:keepLines/>
               <w:spacing w:after="0"/>
             </w:pPr>
             <w:r>
@@ -1636,6 +1455,8 @@
           </w:tcPr>
           <w:p>
             <w:pPr>
+              <w:keepNext/>
+              <w:keepLines/>
               <w:spacing w:after="0"/>
             </w:pPr>
             <w:r>
@@ -1654,6 +1475,9 @@
         </w:tc>
       </w:tr>
       <w:tr>
+        <w:trPr>
+          <w:cantSplit/>
+        </w:trPr>
         <w:tc>
           <w:tcPr>
             <w:tcW w:type="dxa" w:w="3120"/>
@@ -1673,6 +1497,8 @@
           </w:tcPr>
           <w:p>
             <w:pPr>
+              <w:keepNext/>
+              <w:keepLines/>
               <w:spacing w:after="0"/>
             </w:pPr>
             <w:r>
@@ -1708,6 +1534,8 @@
           </w:tcPr>
           <w:p>
             <w:pPr>
+              <w:keepNext/>
+              <w:keepLines/>
               <w:spacing w:after="0"/>
             </w:pPr>
             <w:r>
@@ -1743,6 +1571,8 @@
           </w:tcPr>
           <w:p>
             <w:pPr>
+              <w:keepNext/>
+              <w:keepLines/>
               <w:spacing w:after="0"/>
             </w:pPr>
             <w:r>
@@ -1761,6 +1591,9 @@
         </w:tc>
       </w:tr>
       <w:tr>
+        <w:trPr>
+          <w:cantSplit/>
+        </w:trPr>
         <w:tc>
           <w:tcPr>
             <w:tcW w:type="dxa" w:w="3120"/>
@@ -1870,70 +1703,35 @@
     </w:tbl>
     <w:p>
       <w:pPr>
-        <w:spacing w:after="68"/>
-      </w:pPr>
-    </w:p>
-    <w:tbl>
-      <w:tblPr>
-        <w:tblW w:type="dxa" w:w="9360"/>
-        <w:tblBorders>
-          <w:top w:val="single" w:color="auto" w:sz="4"/>
-          <w:left w:val="single" w:color="auto" w:sz="4"/>
-          <w:bottom w:val="single" w:color="auto" w:sz="4"/>
-          <w:right w:val="single" w:color="auto" w:sz="4"/>
-          <w:insideH w:val="single" w:color="auto" w:sz="4"/>
-          <w:insideV w:val="single" w:color="auto" w:sz="4"/>
-        </w:tblBorders>
-      </w:tblPr>
-      <w:tblGrid>
-        <w:gridCol w:w="9360"/>
-      </w:tblGrid>
-      <w:tr>
-        <w:tc>
-          <w:tcPr>
-            <w:tcW w:type="dxa" w:w="9360"/>
-            <w:tcBorders>
-              <w:top w:val="single" w:color="000000" w:sz="6"/>
-              <w:left w:val="single" w:color="000000" w:sz="6"/>
-              <w:bottom w:val="single" w:color="000000" w:sz="6"/>
-              <w:right w:val="single" w:color="000000" w:sz="6"/>
-            </w:tcBorders>
-            <w:shd w:fill="D9D9D9" w:val="clear"/>
-            <w:tcMar>
-              <w:top w:type="dxa" w:w="40"/>
-              <w:left w:type="dxa" w:w="80"/>
-              <w:bottom w:type="dxa" w:w="40"/>
-              <w:right w:type="dxa" w:w="80"/>
-            </w:tcMar>
-            <w:vAlign w:val="center"/>
-          </w:tcPr>
-          <w:p>
-            <w:pPr>
-              <w:spacing w:after="0"/>
-            </w:pPr>
-            <w:r>
-              <w:rPr>
-                <w:rFonts w:ascii="Arial" w:cs="Arial" w:eastAsia="Arial" w:hAnsi="Arial"/>
-                <w:b/>
-                <w:bCs/>
-                <w:i w:val="false"/>
-                <w:iCs w:val="false"/>
-                <w:sz w:val="28"/>
-                <w:szCs w:val="28"/>
-              </w:rPr>
-              <w:t xml:space="preserve">PARTIE 3 — Et la chaîne d'énergie ?</w:t>
-            </w:r>
-          </w:p>
-        </w:tc>
-      </w:tr>
-    </w:tbl>
-    <w:p>
-      <w:pPr>
-        <w:spacing w:after="54"/>
-      </w:pPr>
+        <w:keepNext/>
+        <w:keepLines/>
+        <w:pBdr>
+          <w:top w:val="single" w:color="000000" w:sz="6" w:space="4"/>
+          <w:left w:val="single" w:color="000000" w:sz="6" w:space="4"/>
+          <w:bottom w:val="single" w:color="000000" w:sz="6" w:space="4"/>
+          <w:right w:val="single" w:color="000000" w:sz="6" w:space="4"/>
+        </w:pBdr>
+        <w:shd w:val="clear" w:color="auto" w:fill="D9D9D9"/>
+        <w:spacing w:before="150" w:after="130"/>
+        <w:ind w:left="0" w:right="1106"/>
+      </w:pPr>
+      <w:r>
+        <w:rPr>
+          <w:rFonts w:ascii="Arial" w:cs="Arial" w:eastAsia="Arial" w:hAnsi="Arial"/>
+          <w:b/>
+          <w:bCs/>
+          <w:i w:val="false"/>
+          <w:iCs w:val="false"/>
+          <w:sz w:val="28"/>
+          <w:szCs w:val="28"/>
+        </w:rPr>
+        <w:t xml:space="preserve">PARTIE 3 — Et la chaîne d'énergie ?</w:t>
+      </w:r>
     </w:p>
     <w:p>
       <w:pPr>
+        <w:keepNext/>
+        <w:keepLines/>
         <w:spacing w:after="81"/>
       </w:pPr>
       <w:r>
@@ -2046,6 +1844,9 @@
         <w:gridCol w:w="9360"/>
       </w:tblGrid>
       <w:tr>
+        <w:trPr>
+          <w:cantSplit/>
+        </w:trPr>
         <w:tc>
           <w:tcPr>
             <w:tcW w:type="dxa" w:w="9360"/>

--- a/public/2026/seq06/FICHE_S6-A01_AnatomieMBot_4eme.docx
+++ b/public/2026/seq06/FICHE_S6-A01_AnatomieMBot_4eme.docx
@@ -1335,7 +1335,26 @@
           <w:sz w:val="26"/>
           <w:szCs w:val="26"/>
         </w:rPr>
-        <w:t xml:space="preserve">Complète avec : COMMUNIQUER — ACQUÉRIR — TRAITER, puis associe le bon composant sous chaque bloc.</w:t>
+        <w:t xml:space="preserve">Écris dans la ligne du haut l'un de ces trois mots : ACQUÉRIR — TRAITER — COMMUNIQUER. Chaque mot ne sert qu'une fois.</w:t>
+      </w:r>
+    </w:p>
+    <w:p>
+      <w:pPr>
+        <w:keepNext/>
+        <w:keepLines/>
+        <w:spacing w:after="96"/>
+      </w:pPr>
+      <w:r>
+        <w:rPr>
+          <w:rFonts w:ascii="Arial" w:cs="Arial" w:eastAsia="Arial" w:hAnsi="Arial"/>
+          <w:b w:val="false"/>
+          <w:bCs w:val="false"/>
+          <w:i/>
+          <w:iCs/>
+          <w:sz w:val="24"/>
+          <w:szCs w:val="24"/>
+        </w:rPr>
+        <w:t xml:space="preserve">➤ Écris ensuite, sous chaque bloc, le nom du composant du mBot qui fait ce travail.</w:t>
       </w:r>
     </w:p>
     <w:tbl>

--- a/public/2026/seq06/FICHE_S6-A01_AnatomieMBot_4eme.docx
+++ b/public/2026/seq06/FICHE_S6-A01_AnatomieMBot_4eme.docx
@@ -1335,7 +1335,7 @@
           <w:sz w:val="26"/>
           <w:szCs w:val="26"/>
         </w:rPr>
-        <w:t xml:space="preserve">Écris dans la ligne du haut l'un de ces trois mots : ACQUÉRIR — TRAITER — COMMUNIQUER. Chaque mot ne sert qu'une fois.</w:t>
+        <w:t xml:space="preserve">Écris dans la ligne du haut l'un de ces trois mots : TRAITER — COMMUNIQUER — ACQUÉRIR. Chaque mot ne sert qu'une fois.</w:t>
       </w:r>
     </w:p>
     <w:p>

--- a/public/2026/seq06/FICHE_S6-A01_AnatomieMBot_4eme.docx
+++ b/public/2026/seq06/FICHE_S6-A01_AnatomieMBot_4eme.docx
@@ -211,32 +211,6 @@
                 <w:szCs w:val="15"/>
               </w:rPr>
               <w:t xml:space="preserve">ACTIVITÉ N°01</w:t>
-            </w:r>
-          </w:p>
-          <w:p>
-            <w:pPr>
-              <w:spacing w:after="0"/>
-            </w:pPr>
-            <w:r>
-              <w:rPr>
-                <w:rFonts w:ascii="Arial" w:cs="Arial" w:eastAsia="Arial" w:hAnsi="Arial"/>
-                <w:sz w:val="14"/>
-                <w:szCs w:val="14"/>
-              </w:rPr>
-              <w:t xml:space="preserve">NOM : ..............................</w:t>
-            </w:r>
-          </w:p>
-          <w:p>
-            <w:pPr>
-              <w:spacing w:after="0"/>
-            </w:pPr>
-            <w:r>
-              <w:rPr>
-                <w:rFonts w:ascii="Arial" w:cs="Arial" w:eastAsia="Arial" w:hAnsi="Arial"/>
-                <w:sz w:val="14"/>
-                <w:szCs w:val="14"/>
-              </w:rPr>
-              <w:t xml:space="preserve">PRÉNOM : .........................</w:t>
             </w:r>
           </w:p>
         </w:tc>

--- a/public/2026/seq06/FICHE_S6-A01_AnatomieMBot_4eme.docx
+++ b/public/2026/seq06/FICHE_S6-A01_AnatomieMBot_4eme.docx
@@ -724,19 +724,19 @@
             <w:pPr>
               <w:keepNext/>
               <w:keepLines/>
-              <w:spacing w:after="0"/>
-            </w:pPr>
-            <w:r>
-              <w:rPr>
-                <w:rFonts w:ascii="Arial" w:cs="Arial" w:eastAsia="Arial" w:hAnsi="Arial"/>
-                <w:b w:val="false"/>
-                <w:bCs w:val="false"/>
-                <w:i w:val="false"/>
-                <w:iCs w:val="false"/>
-                <w:sz w:val="24"/>
-                <w:szCs w:val="24"/>
-              </w:rPr>
-              <w:t xml:space="preserve">....................</w:t>
+              <w:spacing w:after="230"/>
+            </w:pPr>
+            <w:r>
+              <w:rPr>
+                <w:rFonts w:ascii="Arial" w:cs="Arial" w:eastAsia="Arial" w:hAnsi="Arial"/>
+                <w:b w:val="false"/>
+                <w:bCs w:val="false"/>
+                <w:i w:val="false"/>
+                <w:iCs w:val="false"/>
+                <w:sz w:val="24"/>
+                <w:szCs w:val="24"/>
+              </w:rPr>
+              <w:t xml:space="preserve">......................................................................................................................................................</w:t>
             </w:r>
           </w:p>
         </w:tc>
@@ -840,19 +840,19 @@
             <w:pPr>
               <w:keepNext/>
               <w:keepLines/>
-              <w:spacing w:after="0"/>
-            </w:pPr>
-            <w:r>
-              <w:rPr>
-                <w:rFonts w:ascii="Arial" w:cs="Arial" w:eastAsia="Arial" w:hAnsi="Arial"/>
-                <w:b w:val="false"/>
-                <w:bCs w:val="false"/>
-                <w:i w:val="false"/>
-                <w:iCs w:val="false"/>
-                <w:sz w:val="24"/>
-                <w:szCs w:val="24"/>
-              </w:rPr>
-              <w:t xml:space="preserve">....................</w:t>
+              <w:spacing w:after="230"/>
+            </w:pPr>
+            <w:r>
+              <w:rPr>
+                <w:rFonts w:ascii="Arial" w:cs="Arial" w:eastAsia="Arial" w:hAnsi="Arial"/>
+                <w:b w:val="false"/>
+                <w:bCs w:val="false"/>
+                <w:i w:val="false"/>
+                <w:iCs w:val="false"/>
+                <w:sz w:val="24"/>
+                <w:szCs w:val="24"/>
+              </w:rPr>
+              <w:t xml:space="preserve">......................................................................................................................................................</w:t>
             </w:r>
           </w:p>
         </w:tc>
@@ -956,19 +956,19 @@
             <w:pPr>
               <w:keepNext/>
               <w:keepLines/>
-              <w:spacing w:after="0"/>
-            </w:pPr>
-            <w:r>
-              <w:rPr>
-                <w:rFonts w:ascii="Arial" w:cs="Arial" w:eastAsia="Arial" w:hAnsi="Arial"/>
-                <w:b w:val="false"/>
-                <w:bCs w:val="false"/>
-                <w:i w:val="false"/>
-                <w:iCs w:val="false"/>
-                <w:sz w:val="24"/>
-                <w:szCs w:val="24"/>
-              </w:rPr>
-              <w:t xml:space="preserve">....................</w:t>
+              <w:spacing w:after="230"/>
+            </w:pPr>
+            <w:r>
+              <w:rPr>
+                <w:rFonts w:ascii="Arial" w:cs="Arial" w:eastAsia="Arial" w:hAnsi="Arial"/>
+                <w:b w:val="false"/>
+                <w:bCs w:val="false"/>
+                <w:i w:val="false"/>
+                <w:iCs w:val="false"/>
+                <w:sz w:val="24"/>
+                <w:szCs w:val="24"/>
+              </w:rPr>
+              <w:t xml:space="preserve">......................................................................................................................................................</w:t>
             </w:r>
           </w:p>
         </w:tc>
@@ -1072,19 +1072,19 @@
             <w:pPr>
               <w:keepNext/>
               <w:keepLines/>
-              <w:spacing w:after="0"/>
-            </w:pPr>
-            <w:r>
-              <w:rPr>
-                <w:rFonts w:ascii="Arial" w:cs="Arial" w:eastAsia="Arial" w:hAnsi="Arial"/>
-                <w:b w:val="false"/>
-                <w:bCs w:val="false"/>
-                <w:i w:val="false"/>
-                <w:iCs w:val="false"/>
-                <w:sz w:val="24"/>
-                <w:szCs w:val="24"/>
-              </w:rPr>
-              <w:t xml:space="preserve">....................</w:t>
+              <w:spacing w:after="230"/>
+            </w:pPr>
+            <w:r>
+              <w:rPr>
+                <w:rFonts w:ascii="Arial" w:cs="Arial" w:eastAsia="Arial" w:hAnsi="Arial"/>
+                <w:b w:val="false"/>
+                <w:bCs w:val="false"/>
+                <w:i w:val="false"/>
+                <w:iCs w:val="false"/>
+                <w:sz w:val="24"/>
+                <w:szCs w:val="24"/>
+              </w:rPr>
+              <w:t xml:space="preserve">......................................................................................................................................................</w:t>
             </w:r>
           </w:p>
         </w:tc>
@@ -1184,19 +1184,19 @@
           </w:tcPr>
           <w:p>
             <w:pPr>
-              <w:spacing w:after="0"/>
-            </w:pPr>
-            <w:r>
-              <w:rPr>
-                <w:rFonts w:ascii="Arial" w:cs="Arial" w:eastAsia="Arial" w:hAnsi="Arial"/>
-                <w:b w:val="false"/>
-                <w:bCs w:val="false"/>
-                <w:i w:val="false"/>
-                <w:iCs w:val="false"/>
-                <w:sz w:val="24"/>
-                <w:szCs w:val="24"/>
-              </w:rPr>
-              <w:t xml:space="preserve">....................</w:t>
+              <w:spacing w:after="230"/>
+            </w:pPr>
+            <w:r>
+              <w:rPr>
+                <w:rFonts w:ascii="Arial" w:cs="Arial" w:eastAsia="Arial" w:hAnsi="Arial"/>
+                <w:b w:val="false"/>
+                <w:bCs w:val="false"/>
+                <w:i w:val="false"/>
+                <w:iCs w:val="false"/>
+                <w:sz w:val="24"/>
+                <w:szCs w:val="24"/>
+              </w:rPr>
+              <w:t xml:space="preserve">......................................................................................................................................................</w:t>
             </w:r>
           </w:p>
         </w:tc>
@@ -1374,7 +1374,7 @@
             <w:pPr>
               <w:keepNext/>
               <w:keepLines/>
-              <w:spacing w:after="0"/>
+              <w:spacing w:after="230"/>
             </w:pPr>
             <w:r>
               <w:rPr>
@@ -1386,7 +1386,7 @@
                 <w:sz w:val="24"/>
                 <w:szCs w:val="24"/>
               </w:rPr>
-              <w:t xml:space="preserve">...........</w:t>
+              <w:t xml:space="preserve">......................................................................................................................................................</w:t>
             </w:r>
           </w:p>
         </w:tc>
@@ -1412,7 +1412,7 @@
             <w:pPr>
               <w:keepNext/>
               <w:keepLines/>
-              <w:spacing w:after="0"/>
+              <w:spacing w:after="230"/>
             </w:pPr>
             <w:r>
               <w:rPr>
@@ -1424,7 +1424,7 @@
                 <w:sz w:val="24"/>
                 <w:szCs w:val="24"/>
               </w:rPr>
-              <w:t xml:space="preserve">...........</w:t>
+              <w:t xml:space="preserve">......................................................................................................................................................</w:t>
             </w:r>
           </w:p>
         </w:tc>
@@ -1450,7 +1450,7 @@
             <w:pPr>
               <w:keepNext/>
               <w:keepLines/>
-              <w:spacing w:after="0"/>
+              <w:spacing w:after="230"/>
             </w:pPr>
             <w:r>
               <w:rPr>
@@ -1462,7 +1462,7 @@
                 <w:sz w:val="24"/>
                 <w:szCs w:val="24"/>
               </w:rPr>
-              <w:t xml:space="preserve">...........</w:t>
+              <w:t xml:space="preserve">......................................................................................................................................................</w:t>
             </w:r>
           </w:p>
         </w:tc>
@@ -1606,19 +1606,19 @@
           </w:tcPr>
           <w:p>
             <w:pPr>
-              <w:spacing w:after="0"/>
-            </w:pPr>
-            <w:r>
-              <w:rPr>
-                <w:rFonts w:ascii="Arial" w:cs="Arial" w:eastAsia="Arial" w:hAnsi="Arial"/>
-                <w:b w:val="false"/>
-                <w:bCs w:val="false"/>
-                <w:i w:val="false"/>
-                <w:iCs w:val="false"/>
-                <w:sz w:val="24"/>
-                <w:szCs w:val="24"/>
-              </w:rPr>
-              <w:t xml:space="preserve">Composant : ............</w:t>
+              <w:spacing w:after="230"/>
+            </w:pPr>
+            <w:r>
+              <w:rPr>
+                <w:rFonts w:ascii="Arial" w:cs="Arial" w:eastAsia="Arial" w:hAnsi="Arial"/>
+                <w:b w:val="false"/>
+                <w:bCs w:val="false"/>
+                <w:i w:val="false"/>
+                <w:iCs w:val="false"/>
+                <w:sz w:val="24"/>
+                <w:szCs w:val="24"/>
+              </w:rPr>
+              <w:t xml:space="preserve">Composant : .................................................................................................................................</w:t>
             </w:r>
           </w:p>
         </w:tc>
@@ -1641,19 +1641,19 @@
           </w:tcPr>
           <w:p>
             <w:pPr>
-              <w:spacing w:after="0"/>
-            </w:pPr>
-            <w:r>
-              <w:rPr>
-                <w:rFonts w:ascii="Arial" w:cs="Arial" w:eastAsia="Arial" w:hAnsi="Arial"/>
-                <w:b w:val="false"/>
-                <w:bCs w:val="false"/>
-                <w:i w:val="false"/>
-                <w:iCs w:val="false"/>
-                <w:sz w:val="24"/>
-                <w:szCs w:val="24"/>
-              </w:rPr>
-              <w:t xml:space="preserve">Composant : ............</w:t>
+              <w:spacing w:after="230"/>
+            </w:pPr>
+            <w:r>
+              <w:rPr>
+                <w:rFonts w:ascii="Arial" w:cs="Arial" w:eastAsia="Arial" w:hAnsi="Arial"/>
+                <w:b w:val="false"/>
+                <w:bCs w:val="false"/>
+                <w:i w:val="false"/>
+                <w:iCs w:val="false"/>
+                <w:sz w:val="24"/>
+                <w:szCs w:val="24"/>
+              </w:rPr>
+              <w:t xml:space="preserve">Composant : .................................................................................................................................</w:t>
             </w:r>
           </w:p>
         </w:tc>
@@ -1676,19 +1676,19 @@
           </w:tcPr>
           <w:p>
             <w:pPr>
-              <w:spacing w:after="0"/>
-            </w:pPr>
-            <w:r>
-              <w:rPr>
-                <w:rFonts w:ascii="Arial" w:cs="Arial" w:eastAsia="Arial" w:hAnsi="Arial"/>
-                <w:b w:val="false"/>
-                <w:bCs w:val="false"/>
-                <w:i w:val="false"/>
-                <w:iCs w:val="false"/>
-                <w:sz w:val="24"/>
-                <w:szCs w:val="24"/>
-              </w:rPr>
-              <w:t xml:space="preserve">Composant : IHM / signal aux ........</w:t>
+              <w:spacing w:after="230"/>
+            </w:pPr>
+            <w:r>
+              <w:rPr>
+                <w:rFonts w:ascii="Arial" w:cs="Arial" w:eastAsia="Arial" w:hAnsi="Arial"/>
+                <w:b w:val="false"/>
+                <w:bCs w:val="false"/>
+                <w:i w:val="false"/>
+                <w:iCs w:val="false"/>
+                <w:sz w:val="24"/>
+                <w:szCs w:val="24"/>
+              </w:rPr>
+              <w:t xml:space="preserve">Composant : IHM / signal aux ......................................................................................................</w:t>
             </w:r>
           </w:p>
         </w:tc>
@@ -1789,7 +1789,7 @@
     </w:p>
     <w:p>
       <w:pPr>
-        <w:spacing w:after="81"/>
+        <w:spacing w:after="230"/>
       </w:pPr>
       <w:r>
         <w:rPr>
@@ -1801,12 +1801,12 @@
           <w:sz w:val="24"/>
           <w:szCs w:val="24"/>
         </w:rPr>
-        <w:t xml:space="preserve">.............................................................................</w:t>
+        <w:t xml:space="preserve">......................................................................................................................................................</w:t>
       </w:r>
     </w:p>
     <w:p>
       <w:pPr>
-        <w:spacing w:after="81"/>
+        <w:spacing w:after="230"/>
       </w:pPr>
       <w:r>
         <w:rPr>
@@ -1818,7 +1818,7 @@
           <w:sz w:val="24"/>
           <w:szCs w:val="24"/>
         </w:rPr>
-        <w:t xml:space="preserve">.............................................................................</w:t>
+        <w:t xml:space="preserve">......................................................................................................................................................</w:t>
       </w:r>
     </w:p>
     <w:tbl>

--- a/public/2026/seq06/FICHE_S6-A01_AnatomieMBot_4eme.docx
+++ b/public/2026/seq06/FICHE_S6-A01_AnatomieMBot_4eme.docx
@@ -345,6 +345,30 @@
         </w:tc>
       </w:tr>
     </w:tbl>
+    <w:p>
+      <w:pPr>
+        <w:keepNext/>
+        <w:spacing w:after="128"/>
+      </w:pPr>
+      <w:r>
+        <w:rPr>
+          <w:rFonts w:ascii="Arial" w:cs="Arial" w:eastAsia="Arial" w:hAnsi="Arial"/>
+          <w:sz w:val="24"/>
+          <w:szCs w:val="24"/>
+          <w:b/>
+          <w:bCs/>
+        </w:rPr>
+        <w:t xml:space="preserve">OBJECTIF — </w:t>
+      </w:r>
+      <w:r>
+        <w:rPr>
+          <w:rFonts w:ascii="Arial" w:cs="Arial" w:eastAsia="Arial" w:hAnsi="Arial"/>
+          <w:sz w:val="24"/>
+          <w:szCs w:val="24"/>
+        </w:rPr>
+        <w:t xml:space="preserve">Tu sauras nommer les constituants du mBot et retrouver ses deux chaînes.</w:t>
+      </w:r>
+    </w:p>
     <w:p>
       <w:pPr>
         <w:keepNext/>
@@ -736,7 +760,7 @@
                 <w:sz w:val="24"/>
                 <w:szCs w:val="24"/>
               </w:rPr>
-              <w:t xml:space="preserve">......................................................................................................................................................</w:t>
+              <w:t xml:space="preserve">.........................................................</w:t>
             </w:r>
           </w:p>
         </w:tc>
@@ -852,7 +876,7 @@
                 <w:sz w:val="24"/>
                 <w:szCs w:val="24"/>
               </w:rPr>
-              <w:t xml:space="preserve">......................................................................................................................................................</w:t>
+              <w:t xml:space="preserve">.........................................................</w:t>
             </w:r>
           </w:p>
         </w:tc>
@@ -968,7 +992,7 @@
                 <w:sz w:val="24"/>
                 <w:szCs w:val="24"/>
               </w:rPr>
-              <w:t xml:space="preserve">......................................................................................................................................................</w:t>
+              <w:t xml:space="preserve">.........................................................</w:t>
             </w:r>
           </w:p>
         </w:tc>
@@ -1084,7 +1108,7 @@
                 <w:sz w:val="24"/>
                 <w:szCs w:val="24"/>
               </w:rPr>
-              <w:t xml:space="preserve">......................................................................................................................................................</w:t>
+              <w:t xml:space="preserve">.........................................................</w:t>
             </w:r>
           </w:p>
         </w:tc>
@@ -1196,7 +1220,7 @@
                 <w:sz w:val="24"/>
                 <w:szCs w:val="24"/>
               </w:rPr>
-              <w:t xml:space="preserve">......................................................................................................................................................</w:t>
+              <w:t xml:space="preserve">.........................................................</w:t>
             </w:r>
           </w:p>
         </w:tc>
@@ -1386,7 +1410,7 @@
                 <w:sz w:val="24"/>
                 <w:szCs w:val="24"/>
               </w:rPr>
-              <w:t xml:space="preserve">......................................................................................................................................................</w:t>
+              <w:t xml:space="preserve">.........................................</w:t>
             </w:r>
           </w:p>
         </w:tc>
@@ -1424,7 +1448,7 @@
                 <w:sz w:val="24"/>
                 <w:szCs w:val="24"/>
               </w:rPr>
-              <w:t xml:space="preserve">......................................................................................................................................................</w:t>
+              <w:t xml:space="preserve">.........................................</w:t>
             </w:r>
           </w:p>
         </w:tc>
@@ -1462,7 +1486,7 @@
                 <w:sz w:val="24"/>
                 <w:szCs w:val="24"/>
               </w:rPr>
-              <w:t xml:space="preserve">......................................................................................................................................................</w:t>
+              <w:t xml:space="preserve">.........................................</w:t>
             </w:r>
           </w:p>
         </w:tc>
@@ -1618,7 +1642,7 @@
                 <w:sz w:val="24"/>
                 <w:szCs w:val="24"/>
               </w:rPr>
-              <w:t xml:space="preserve">Composant : .................................................................................................................................</w:t>
+              <w:t xml:space="preserve">Composant : ....................</w:t>
             </w:r>
           </w:p>
         </w:tc>
@@ -1653,7 +1677,7 @@
                 <w:sz w:val="24"/>
                 <w:szCs w:val="24"/>
               </w:rPr>
-              <w:t xml:space="preserve">Composant : .................................................................................................................................</w:t>
+              <w:t xml:space="preserve">Composant : ....................</w:t>
             </w:r>
           </w:p>
         </w:tc>
@@ -1688,7 +1712,7 @@
                 <w:sz w:val="24"/>
                 <w:szCs w:val="24"/>
               </w:rPr>
-              <w:t xml:space="preserve">Composant : IHM / signal aux ......................................................................................................</w:t>
+              <w:t xml:space="preserve">Composant : IHM / signal aux ....</w:t>
             </w:r>
           </w:p>
         </w:tc>

--- a/public/2026/seq06/FICHE_S6-A01_AnatomieMBot_4eme.docx
+++ b/public/2026/seq06/FICHE_S6-A01_AnatomieMBot_4eme.docx
@@ -453,6 +453,35 @@
         </w:tc>
       </w:tr>
     </w:tbl>
+    <w:p>
+      <w:pPr>
+        <w:keepNext/>
+        <w:spacing w:before="96" w:after="60"/>
+      </w:pPr>
+      <w:r>
+        <w:rPr>
+          <w:rFonts w:ascii="Arial" w:cs="Arial" w:eastAsia="Arial" w:hAnsi="Arial"/>
+          <w:sz w:val="22"/>
+          <w:szCs w:val="22"/>
+          <w:i/>
+          <w:iCs/>
+        </w:rPr>
+        <w:t xml:space="preserve">D'APRÈS TOI ? Réponds AVANT de commencer, même sans être sûr. Ça ne se note pas.</w:t>
+      </w:r>
+    </w:p>
+    <w:p>
+      <w:pPr>
+        <w:spacing w:after="240"/>
+      </w:pPr>
+      <w:r>
+        <w:rPr>
+          <w:rFonts w:ascii="Arial" w:cs="Arial" w:eastAsia="Arial" w:hAnsi="Arial"/>
+          <w:sz w:val="24"/>
+          <w:szCs w:val="24"/>
+        </w:rPr>
+        <w:t xml:space="preserve">............................................................................................................................................</w:t>
+      </w:r>
+    </w:p>
     <w:p>
       <w:pPr>
         <w:keepNext/>

--- a/public/2026/seq06/FICHE_S6-A01_AnatomieMBot_4eme.docx
+++ b/public/2026/seq06/FICHE_S6-A01_AnatomieMBot_4eme.docx
@@ -480,6 +480,98 @@
           <w:szCs w:val="24"/>
         </w:rPr>
         <w:t xml:space="preserve">............................................................................................................................................</w:t>
+      </w:r>
+    </w:p>
+    <w:p>
+      <w:pPr>
+        <w:keepNext/>
+        <w:pBdr>
+          <w:top w:val="single" w:sz="6" w:space="2" w:color="D9D9D9"/>
+          <w:left w:val="single" w:sz="6" w:space="2" w:color="D9D9D9"/>
+          <w:bottom w:val="single" w:sz="6" w:space="2" w:color="D9D9D9"/>
+          <w:right w:val="single" w:sz="6" w:space="2" w:color="D9D9D9"/>
+        </w:pBdr>
+        <w:shd w:val="clear" w:color="auto" w:fill="F2F2F2"/>
+        <w:spacing w:before="80" w:after="0"/>
+        <w:ind w:left="60" w:right="60"/>
+      </w:pPr>
+      <w:r>
+        <w:rPr>
+          <w:rFonts w:ascii="Arial" w:cs="Arial" w:eastAsia="Arial" w:hAnsi="Arial"/>
+          <w:b/>
+          <w:bCs/>
+          <w:sz w:val="24"/>
+          <w:szCs w:val="24"/>
+        </w:rPr>
+        <w:t xml:space="preserve">RESSOURCE 1 — Chaîne d’énergie · Chaîne d’information</w:t>
+      </w:r>
+      <w:r>
+        <w:rPr>
+          <w:rFonts w:ascii="Arial" w:cs="Arial" w:eastAsia="Arial" w:hAnsi="Arial"/>
+          <w:sz w:val="24"/>
+          <w:szCs w:val="24"/>
+        </w:rPr>
+        <w:t xml:space="preserve"> · Techno-Flash · rien à installer</w:t>
+      </w:r>
+      <w:r>
+        <w:rPr>
+          <w:rFonts w:ascii="Arial" w:cs="Arial" w:eastAsia="Arial" w:hAnsi="Arial"/>
+        </w:rPr>
+        <w:br/>
+      </w:r>
+      <w:r>
+        <w:rPr>
+          <w:rFonts w:ascii="Arial" w:cs="Arial" w:eastAsia="Arial" w:hAnsi="Arial"/>
+          <w:sz w:val="22"/>
+          <w:szCs w:val="22"/>
+        </w:rPr>
+        <w:t xml:space="preserve">→ techno-flash.com/animations/chaine_information/chaine_information.html</w:t>
+      </w:r>
+    </w:p>
+    <w:p>
+      <w:pPr>
+        <w:keepNext/>
+        <w:pBdr>
+          <w:top w:val="single" w:sz="6" w:space="2" w:color="D9D9D9"/>
+          <w:left w:val="single" w:sz="6" w:space="2" w:color="D9D9D9"/>
+          <w:bottom w:val="single" w:sz="6" w:space="2" w:color="D9D9D9"/>
+          <w:right w:val="single" w:sz="6" w:space="2" w:color="D9D9D9"/>
+        </w:pBdr>
+        <w:shd w:val="clear" w:color="auto" w:fill="F2F2F2"/>
+        <w:spacing w:before="0" w:after="120"/>
+        <w:ind w:left="60" w:right="60"/>
+      </w:pPr>
+      <w:r>
+        <w:rPr>
+          <w:rFonts w:ascii="Arial" w:cs="Arial" w:eastAsia="Arial" w:hAnsi="Arial"/>
+          <w:b/>
+          <w:bCs/>
+          <w:sz w:val="24"/>
+          <w:szCs w:val="24"/>
+        </w:rPr>
+        <w:t xml:space="preserve">RESSOURCE 2 — Capteurs, actionneurs, interface</w:t>
+      </w:r>
+      <w:r>
+        <w:rPr>
+          <w:rFonts w:ascii="Arial" w:cs="Arial" w:eastAsia="Arial" w:hAnsi="Arial"/>
+          <w:sz w:val="24"/>
+          <w:szCs w:val="24"/>
+        </w:rPr>
+        <w:t xml:space="preserve"> · Techno-Flash · rien à installer</w:t>
+      </w:r>
+      <w:r>
+        <w:rPr>
+          <w:rFonts w:ascii="Arial" w:cs="Arial" w:eastAsia="Arial" w:hAnsi="Arial"/>
+        </w:rPr>
+        <w:br/>
+      </w:r>
+      <w:r>
+        <w:rPr>
+          <w:rFonts w:ascii="Arial" w:cs="Arial" w:eastAsia="Arial" w:hAnsi="Arial"/>
+          <w:sz w:val="22"/>
+          <w:szCs w:val="22"/>
+        </w:rPr>
+        <w:t xml:space="preserve">→ techno-flash.com/animations/CAIkf46es/capteurs_actionneurs_interface.html</w:t>
       </w:r>
     </w:p>
     <w:p>
